--- a/cancer_screening_burden/manuscript/manuscript_fmch_tables.docx
+++ b/cancer_screening_burden/manuscript/manuscript_fmch_tables.docx
@@ -362,6 +362,47 @@
               <w:rPr>
                 <w:sz w:val="20"/>
               </w:rPr>
+              <w:t>Primary care capacity per 100k per year</w:t>
+            </w:r>
+          </w:p>
+        </w:tc>
+        <w:tc>
+          <w:tcPr>
+            <w:tcW w:type="dxa" w:w="2880"/>
+          </w:tcPr>
+          <w:p>
+            <w:r>
+              <w:rPr>
+                <w:sz w:val="20"/>
+              </w:rPr>
+              <w:t>11983</w:t>
+            </w:r>
+          </w:p>
+        </w:tc>
+        <w:tc>
+          <w:tcPr>
+            <w:tcW w:type="dxa" w:w="2880"/>
+          </w:tcPr>
+          <w:p>
+            <w:r>
+              <w:rPr>
+                <w:sz w:val="20"/>
+              </w:rPr>
+              <w:t>Derived from NDB Open Data first/revisit outpatient patient counts (88,408,837 + 85,182,008) and 131,981 primary-care-relevant JMSB specialists (internal medicine and general practice); 20% share assumed available for new cancer workups.</w:t>
+            </w:r>
+          </w:p>
+        </w:tc>
+      </w:tr>
+      <w:tr>
+        <w:tc>
+          <w:tcPr>
+            <w:tcW w:type="dxa" w:w="2880"/>
+          </w:tcPr>
+          <w:p>
+            <w:r>
+              <w:rPr>
+                <w:sz w:val="20"/>
+              </w:rPr>
               <w:t>Gastric prevalence (per 100k)</w:t>
             </w:r>
           </w:p>
@@ -697,19 +738,20 @@
         <w:tblLook w:firstColumn="1" w:firstRow="1" w:lastColumn="0" w:lastRow="0" w:noHBand="0" w:noVBand="1" w:val="04A0"/>
       </w:tblPr>
       <w:tblGrid>
-        <w:gridCol w:w="1080"/>
-        <w:gridCol w:w="1080"/>
-        <w:gridCol w:w="1080"/>
-        <w:gridCol w:w="1080"/>
-        <w:gridCol w:w="1080"/>
-        <w:gridCol w:w="1080"/>
-        <w:gridCol w:w="1080"/>
-        <w:gridCol w:w="1080"/>
+        <w:gridCol w:w="960"/>
+        <w:gridCol w:w="960"/>
+        <w:gridCol w:w="960"/>
+        <w:gridCol w:w="960"/>
+        <w:gridCol w:w="960"/>
+        <w:gridCol w:w="960"/>
+        <w:gridCol w:w="960"/>
+        <w:gridCol w:w="960"/>
+        <w:gridCol w:w="960"/>
       </w:tblGrid>
       <w:tr>
         <w:tc>
           <w:tcPr>
-            <w:tcW w:type="dxa" w:w="1080"/>
+            <w:tcW w:type="dxa" w:w="960"/>
           </w:tcPr>
           <w:p>
             <w:r>
@@ -723,7 +765,7 @@
         </w:tc>
         <w:tc>
           <w:tcPr>
-            <w:tcW w:type="dxa" w:w="1080"/>
+            <w:tcW w:type="dxa" w:w="960"/>
           </w:tcPr>
           <w:p>
             <w:r>
@@ -737,7 +779,7 @@
         </w:tc>
         <w:tc>
           <w:tcPr>
-            <w:tcW w:type="dxa" w:w="1080"/>
+            <w:tcW w:type="dxa" w:w="960"/>
           </w:tcPr>
           <w:p>
             <w:r>
@@ -751,7 +793,7 @@
         </w:tc>
         <w:tc>
           <w:tcPr>
-            <w:tcW w:type="dxa" w:w="1080"/>
+            <w:tcW w:type="dxa" w:w="960"/>
           </w:tcPr>
           <w:p>
             <w:r>
@@ -765,7 +807,7 @@
         </w:tc>
         <w:tc>
           <w:tcPr>
-            <w:tcW w:type="dxa" w:w="1080"/>
+            <w:tcW w:type="dxa" w:w="960"/>
           </w:tcPr>
           <w:p>
             <w:r>
@@ -779,7 +821,7 @@
         </w:tc>
         <w:tc>
           <w:tcPr>
-            <w:tcW w:type="dxa" w:w="1080"/>
+            <w:tcW w:type="dxa" w:w="960"/>
           </w:tcPr>
           <w:p>
             <w:r>
@@ -793,7 +835,7 @@
         </w:tc>
         <w:tc>
           <w:tcPr>
-            <w:tcW w:type="dxa" w:w="1080"/>
+            <w:tcW w:type="dxa" w:w="960"/>
           </w:tcPr>
           <w:p>
             <w:r>
@@ -801,13 +843,27 @@
                 <w:b/>
                 <w:sz w:val="20"/>
               </w:rPr>
+              <w:t>Primary care visits</w:t>
+            </w:r>
+          </w:p>
+        </w:tc>
+        <w:tc>
+          <w:tcPr>
+            <w:tcW w:type="dxa" w:w="960"/>
+          </w:tcPr>
+          <w:p>
+            <w:r>
+              <w:rPr>
+                <w:b/>
+                <w:sz w:val="20"/>
+              </w:rPr>
               <w:t>Total visits</w:t>
             </w:r>
           </w:p>
         </w:tc>
         <w:tc>
           <w:tcPr>
-            <w:tcW w:type="dxa" w:w="1080"/>
+            <w:tcW w:type="dxa" w:w="960"/>
           </w:tcPr>
           <w:p>
             <w:r>
@@ -823,7 +879,7 @@
       <w:tr>
         <w:tc>
           <w:tcPr>
-            <w:tcW w:type="dxa" w:w="1080"/>
+            <w:tcW w:type="dxa" w:w="960"/>
           </w:tcPr>
           <w:p>
             <w:r>
@@ -836,7 +892,7 @@
         </w:tc>
         <w:tc>
           <w:tcPr>
-            <w:tcW w:type="dxa" w:w="1080"/>
+            <w:tcW w:type="dxa" w:w="960"/>
           </w:tcPr>
           <w:p>
             <w:r>
@@ -849,7 +905,7 @@
         </w:tc>
         <w:tc>
           <w:tcPr>
-            <w:tcW w:type="dxa" w:w="1080"/>
+            <w:tcW w:type="dxa" w:w="960"/>
           </w:tcPr>
           <w:p>
             <w:r>
@@ -862,7 +918,7 @@
         </w:tc>
         <w:tc>
           <w:tcPr>
-            <w:tcW w:type="dxa" w:w="1080"/>
+            <w:tcW w:type="dxa" w:w="960"/>
           </w:tcPr>
           <w:p>
             <w:r>
@@ -875,7 +931,7 @@
         </w:tc>
         <w:tc>
           <w:tcPr>
-            <w:tcW w:type="dxa" w:w="1080"/>
+            <w:tcW w:type="dxa" w:w="960"/>
           </w:tcPr>
           <w:p>
             <w:r>
@@ -888,7 +944,7 @@
         </w:tc>
         <w:tc>
           <w:tcPr>
-            <w:tcW w:type="dxa" w:w="1080"/>
+            <w:tcW w:type="dxa" w:w="960"/>
           </w:tcPr>
           <w:p>
             <w:r>
@@ -901,20 +957,33 @@
         </w:tc>
         <w:tc>
           <w:tcPr>
-            <w:tcW w:type="dxa" w:w="1080"/>
-          </w:tcPr>
-          <w:p>
-            <w:r>
-              <w:rPr>
-                <w:sz w:val="20"/>
-              </w:rPr>
-              <w:t>2084.3</w:t>
-            </w:r>
-          </w:p>
-        </w:tc>
-        <w:tc>
-          <w:tcPr>
-            <w:tcW w:type="dxa" w:w="1080"/>
+            <w:tcW w:type="dxa" w:w="960"/>
+          </w:tcPr>
+          <w:p>
+            <w:r>
+              <w:rPr>
+                <w:sz w:val="20"/>
+              </w:rPr>
+              <w:t>529.1</w:t>
+            </w:r>
+          </w:p>
+        </w:tc>
+        <w:tc>
+          <w:tcPr>
+            <w:tcW w:type="dxa" w:w="960"/>
+          </w:tcPr>
+          <w:p>
+            <w:r>
+              <w:rPr>
+                <w:sz w:val="20"/>
+              </w:rPr>
+              <w:t>2613.4</w:t>
+            </w:r>
+          </w:p>
+        </w:tc>
+        <w:tc>
+          <w:tcPr>
+            <w:tcW w:type="dxa" w:w="960"/>
           </w:tcPr>
           <w:p>
             <w:r>
@@ -929,7 +998,7 @@
       <w:tr>
         <w:tc>
           <w:tcPr>
-            <w:tcW w:type="dxa" w:w="1080"/>
+            <w:tcW w:type="dxa" w:w="960"/>
           </w:tcPr>
           <w:p>
             <w:r>
@@ -942,7 +1011,7 @@
         </w:tc>
         <w:tc>
           <w:tcPr>
-            <w:tcW w:type="dxa" w:w="1080"/>
+            <w:tcW w:type="dxa" w:w="960"/>
           </w:tcPr>
           <w:p>
             <w:r>
@@ -955,7 +1024,7 @@
         </w:tc>
         <w:tc>
           <w:tcPr>
-            <w:tcW w:type="dxa" w:w="1080"/>
+            <w:tcW w:type="dxa" w:w="960"/>
           </w:tcPr>
           <w:p>
             <w:r>
@@ -968,7 +1037,7 @@
         </w:tc>
         <w:tc>
           <w:tcPr>
-            <w:tcW w:type="dxa" w:w="1080"/>
+            <w:tcW w:type="dxa" w:w="960"/>
           </w:tcPr>
           <w:p>
             <w:r>
@@ -981,7 +1050,7 @@
         </w:tc>
         <w:tc>
           <w:tcPr>
-            <w:tcW w:type="dxa" w:w="1080"/>
+            <w:tcW w:type="dxa" w:w="960"/>
           </w:tcPr>
           <w:p>
             <w:r>
@@ -994,7 +1063,7 @@
         </w:tc>
         <w:tc>
           <w:tcPr>
-            <w:tcW w:type="dxa" w:w="1080"/>
+            <w:tcW w:type="dxa" w:w="960"/>
           </w:tcPr>
           <w:p>
             <w:r>
@@ -1007,20 +1076,33 @@
         </w:tc>
         <w:tc>
           <w:tcPr>
-            <w:tcW w:type="dxa" w:w="1080"/>
-          </w:tcPr>
-          <w:p>
-            <w:r>
-              <w:rPr>
-                <w:sz w:val="20"/>
-              </w:rPr>
-              <w:t>2170.7</w:t>
-            </w:r>
-          </w:p>
-        </w:tc>
-        <w:tc>
-          <w:tcPr>
-            <w:tcW w:type="dxa" w:w="1080"/>
+            <w:tcW w:type="dxa" w:w="960"/>
+          </w:tcPr>
+          <w:p>
+            <w:r>
+              <w:rPr>
+                <w:sz w:val="20"/>
+              </w:rPr>
+              <w:t>542.7</w:t>
+            </w:r>
+          </w:p>
+        </w:tc>
+        <w:tc>
+          <w:tcPr>
+            <w:tcW w:type="dxa" w:w="960"/>
+          </w:tcPr>
+          <w:p>
+            <w:r>
+              <w:rPr>
+                <w:sz w:val="20"/>
+              </w:rPr>
+              <w:t>2713.4</w:t>
+            </w:r>
+          </w:p>
+        </w:tc>
+        <w:tc>
+          <w:tcPr>
+            <w:tcW w:type="dxa" w:w="960"/>
           </w:tcPr>
           <w:p>
             <w:r>
@@ -1035,7 +1117,7 @@
       <w:tr>
         <w:tc>
           <w:tcPr>
-            <w:tcW w:type="dxa" w:w="1080"/>
+            <w:tcW w:type="dxa" w:w="960"/>
           </w:tcPr>
           <w:p>
             <w:r>
@@ -1048,7 +1130,7 @@
         </w:tc>
         <w:tc>
           <w:tcPr>
-            <w:tcW w:type="dxa" w:w="1080"/>
+            <w:tcW w:type="dxa" w:w="960"/>
           </w:tcPr>
           <w:p>
             <w:r>
@@ -1061,7 +1143,7 @@
         </w:tc>
         <w:tc>
           <w:tcPr>
-            <w:tcW w:type="dxa" w:w="1080"/>
+            <w:tcW w:type="dxa" w:w="960"/>
           </w:tcPr>
           <w:p>
             <w:r>
@@ -1074,7 +1156,7 @@
         </w:tc>
         <w:tc>
           <w:tcPr>
-            <w:tcW w:type="dxa" w:w="1080"/>
+            <w:tcW w:type="dxa" w:w="960"/>
           </w:tcPr>
           <w:p>
             <w:r>
@@ -1087,7 +1169,7 @@
         </w:tc>
         <w:tc>
           <w:tcPr>
-            <w:tcW w:type="dxa" w:w="1080"/>
+            <w:tcW w:type="dxa" w:w="960"/>
           </w:tcPr>
           <w:p>
             <w:r>
@@ -1100,7 +1182,7 @@
         </w:tc>
         <w:tc>
           <w:tcPr>
-            <w:tcW w:type="dxa" w:w="1080"/>
+            <w:tcW w:type="dxa" w:w="960"/>
           </w:tcPr>
           <w:p>
             <w:r>
@@ -1113,20 +1195,33 @@
         </w:tc>
         <w:tc>
           <w:tcPr>
-            <w:tcW w:type="dxa" w:w="1080"/>
-          </w:tcPr>
-          <w:p>
-            <w:r>
-              <w:rPr>
-                <w:sz w:val="20"/>
-              </w:rPr>
-              <w:t>2295.7</w:t>
-            </w:r>
-          </w:p>
-        </w:tc>
-        <w:tc>
-          <w:tcPr>
-            <w:tcW w:type="dxa" w:w="1080"/>
+            <w:tcW w:type="dxa" w:w="960"/>
+          </w:tcPr>
+          <w:p>
+            <w:r>
+              <w:rPr>
+                <w:sz w:val="20"/>
+              </w:rPr>
+              <w:t>534.4</w:t>
+            </w:r>
+          </w:p>
+        </w:tc>
+        <w:tc>
+          <w:tcPr>
+            <w:tcW w:type="dxa" w:w="960"/>
+          </w:tcPr>
+          <w:p>
+            <w:r>
+              <w:rPr>
+                <w:sz w:val="20"/>
+              </w:rPr>
+              <w:t>2830.1</w:t>
+            </w:r>
+          </w:p>
+        </w:tc>
+        <w:tc>
+          <w:tcPr>
+            <w:tcW w:type="dxa" w:w="960"/>
           </w:tcPr>
           <w:p>
             <w:r>
@@ -1141,7 +1236,7 @@
       <w:tr>
         <w:tc>
           <w:tcPr>
-            <w:tcW w:type="dxa" w:w="1080"/>
+            <w:tcW w:type="dxa" w:w="960"/>
           </w:tcPr>
           <w:p>
             <w:r>
@@ -1154,7 +1249,7 @@
         </w:tc>
         <w:tc>
           <w:tcPr>
-            <w:tcW w:type="dxa" w:w="1080"/>
+            <w:tcW w:type="dxa" w:w="960"/>
           </w:tcPr>
           <w:p>
             <w:r>
@@ -1167,7 +1262,7 @@
         </w:tc>
         <w:tc>
           <w:tcPr>
-            <w:tcW w:type="dxa" w:w="1080"/>
+            <w:tcW w:type="dxa" w:w="960"/>
           </w:tcPr>
           <w:p>
             <w:r>
@@ -1180,7 +1275,7 @@
         </w:tc>
         <w:tc>
           <w:tcPr>
-            <w:tcW w:type="dxa" w:w="1080"/>
+            <w:tcW w:type="dxa" w:w="960"/>
           </w:tcPr>
           <w:p>
             <w:r>
@@ -1193,7 +1288,7 @@
         </w:tc>
         <w:tc>
           <w:tcPr>
-            <w:tcW w:type="dxa" w:w="1080"/>
+            <w:tcW w:type="dxa" w:w="960"/>
           </w:tcPr>
           <w:p>
             <w:r>
@@ -1206,7 +1301,7 @@
         </w:tc>
         <w:tc>
           <w:tcPr>
-            <w:tcW w:type="dxa" w:w="1080"/>
+            <w:tcW w:type="dxa" w:w="960"/>
           </w:tcPr>
           <w:p>
             <w:r>
@@ -1219,20 +1314,33 @@
         </w:tc>
         <w:tc>
           <w:tcPr>
-            <w:tcW w:type="dxa" w:w="1080"/>
-          </w:tcPr>
-          <w:p>
-            <w:r>
-              <w:rPr>
-                <w:sz w:val="20"/>
-              </w:rPr>
-              <w:t>1632.4</w:t>
-            </w:r>
-          </w:p>
-        </w:tc>
-        <w:tc>
-          <w:tcPr>
-            <w:tcW w:type="dxa" w:w="1080"/>
+            <w:tcW w:type="dxa" w:w="960"/>
+          </w:tcPr>
+          <w:p>
+            <w:r>
+              <w:rPr>
+                <w:sz w:val="20"/>
+              </w:rPr>
+              <w:t>528.7</w:t>
+            </w:r>
+          </w:p>
+        </w:tc>
+        <w:tc>
+          <w:tcPr>
+            <w:tcW w:type="dxa" w:w="960"/>
+          </w:tcPr>
+          <w:p>
+            <w:r>
+              <w:rPr>
+                <w:sz w:val="20"/>
+              </w:rPr>
+              <w:t>2161.1</w:t>
+            </w:r>
+          </w:p>
+        </w:tc>
+        <w:tc>
+          <w:tcPr>
+            <w:tcW w:type="dxa" w:w="960"/>
           </w:tcPr>
           <w:p>
             <w:r>
@@ -1247,7 +1355,7 @@
       <w:tr>
         <w:tc>
           <w:tcPr>
-            <w:tcW w:type="dxa" w:w="1080"/>
+            <w:tcW w:type="dxa" w:w="960"/>
           </w:tcPr>
           <w:p>
             <w:r>
@@ -1260,7 +1368,7 @@
         </w:tc>
         <w:tc>
           <w:tcPr>
-            <w:tcW w:type="dxa" w:w="1080"/>
+            <w:tcW w:type="dxa" w:w="960"/>
           </w:tcPr>
           <w:p>
             <w:r>
@@ -1273,7 +1381,7 @@
         </w:tc>
         <w:tc>
           <w:tcPr>
-            <w:tcW w:type="dxa" w:w="1080"/>
+            <w:tcW w:type="dxa" w:w="960"/>
           </w:tcPr>
           <w:p>
             <w:r>
@@ -1286,7 +1394,7 @@
         </w:tc>
         <w:tc>
           <w:tcPr>
-            <w:tcW w:type="dxa" w:w="1080"/>
+            <w:tcW w:type="dxa" w:w="960"/>
           </w:tcPr>
           <w:p>
             <w:r>
@@ -1299,7 +1407,7 @@
         </w:tc>
         <w:tc>
           <w:tcPr>
-            <w:tcW w:type="dxa" w:w="1080"/>
+            <w:tcW w:type="dxa" w:w="960"/>
           </w:tcPr>
           <w:p>
             <w:r>
@@ -1312,7 +1420,7 @@
         </w:tc>
         <w:tc>
           <w:tcPr>
-            <w:tcW w:type="dxa" w:w="1080"/>
+            <w:tcW w:type="dxa" w:w="960"/>
           </w:tcPr>
           <w:p>
             <w:r>
@@ -1325,20 +1433,33 @@
         </w:tc>
         <w:tc>
           <w:tcPr>
-            <w:tcW w:type="dxa" w:w="1080"/>
-          </w:tcPr>
-          <w:p>
-            <w:r>
-              <w:rPr>
-                <w:sz w:val="20"/>
-              </w:rPr>
-              <w:t>1654.5</w:t>
-            </w:r>
-          </w:p>
-        </w:tc>
-        <w:tc>
-          <w:tcPr>
-            <w:tcW w:type="dxa" w:w="1080"/>
+            <w:tcW w:type="dxa" w:w="960"/>
+          </w:tcPr>
+          <w:p>
+            <w:r>
+              <w:rPr>
+                <w:sz w:val="20"/>
+              </w:rPr>
+              <w:t>528.3</w:t>
+            </w:r>
+          </w:p>
+        </w:tc>
+        <w:tc>
+          <w:tcPr>
+            <w:tcW w:type="dxa" w:w="960"/>
+          </w:tcPr>
+          <w:p>
+            <w:r>
+              <w:rPr>
+                <w:sz w:val="20"/>
+              </w:rPr>
+              <w:t>2182.8</w:t>
+            </w:r>
+          </w:p>
+        </w:tc>
+        <w:tc>
+          <w:tcPr>
+            <w:tcW w:type="dxa" w:w="960"/>
           </w:tcPr>
           <w:p>
             <w:r>
@@ -1353,7 +1474,7 @@
       <w:tr>
         <w:tc>
           <w:tcPr>
-            <w:tcW w:type="dxa" w:w="1080"/>
+            <w:tcW w:type="dxa" w:w="960"/>
           </w:tcPr>
           <w:p>
             <w:r>
@@ -1366,7 +1487,7 @@
         </w:tc>
         <w:tc>
           <w:tcPr>
-            <w:tcW w:type="dxa" w:w="1080"/>
+            <w:tcW w:type="dxa" w:w="960"/>
           </w:tcPr>
           <w:p>
             <w:r>
@@ -1379,7 +1500,7 @@
         </w:tc>
         <w:tc>
           <w:tcPr>
-            <w:tcW w:type="dxa" w:w="1080"/>
+            <w:tcW w:type="dxa" w:w="960"/>
           </w:tcPr>
           <w:p>
             <w:r>
@@ -1392,7 +1513,7 @@
         </w:tc>
         <w:tc>
           <w:tcPr>
-            <w:tcW w:type="dxa" w:w="1080"/>
+            <w:tcW w:type="dxa" w:w="960"/>
           </w:tcPr>
           <w:p>
             <w:r>
@@ -1405,7 +1526,7 @@
         </w:tc>
         <w:tc>
           <w:tcPr>
-            <w:tcW w:type="dxa" w:w="1080"/>
+            <w:tcW w:type="dxa" w:w="960"/>
           </w:tcPr>
           <w:p>
             <w:r>
@@ -1418,7 +1539,7 @@
         </w:tc>
         <w:tc>
           <w:tcPr>
-            <w:tcW w:type="dxa" w:w="1080"/>
+            <w:tcW w:type="dxa" w:w="960"/>
           </w:tcPr>
           <w:p>
             <w:r>
@@ -1431,20 +1552,33 @@
         </w:tc>
         <w:tc>
           <w:tcPr>
-            <w:tcW w:type="dxa" w:w="1080"/>
-          </w:tcPr>
-          <w:p>
-            <w:r>
-              <w:rPr>
-                <w:sz w:val="20"/>
-              </w:rPr>
-              <w:t>1702.8</w:t>
-            </w:r>
-          </w:p>
-        </w:tc>
-        <w:tc>
-          <w:tcPr>
-            <w:tcW w:type="dxa" w:w="1080"/>
+            <w:tcW w:type="dxa" w:w="960"/>
+          </w:tcPr>
+          <w:p>
+            <w:r>
+              <w:rPr>
+                <w:sz w:val="20"/>
+              </w:rPr>
+              <w:t>509.0</w:t>
+            </w:r>
+          </w:p>
+        </w:tc>
+        <w:tc>
+          <w:tcPr>
+            <w:tcW w:type="dxa" w:w="960"/>
+          </w:tcPr>
+          <w:p>
+            <w:r>
+              <w:rPr>
+                <w:sz w:val="20"/>
+              </w:rPr>
+              <w:t>2211.9</w:t>
+            </w:r>
+          </w:p>
+        </w:tc>
+        <w:tc>
+          <w:tcPr>
+            <w:tcW w:type="dxa" w:w="960"/>
           </w:tcPr>
           <w:p>
             <w:r>
@@ -1459,7 +1593,7 @@
       <w:tr>
         <w:tc>
           <w:tcPr>
-            <w:tcW w:type="dxa" w:w="1080"/>
+            <w:tcW w:type="dxa" w:w="960"/>
           </w:tcPr>
           <w:p>
             <w:r>
@@ -1472,7 +1606,7 @@
         </w:tc>
         <w:tc>
           <w:tcPr>
-            <w:tcW w:type="dxa" w:w="1080"/>
+            <w:tcW w:type="dxa" w:w="960"/>
           </w:tcPr>
           <w:p>
             <w:r>
@@ -1485,7 +1619,7 @@
         </w:tc>
         <w:tc>
           <w:tcPr>
-            <w:tcW w:type="dxa" w:w="1080"/>
+            <w:tcW w:type="dxa" w:w="960"/>
           </w:tcPr>
           <w:p>
             <w:r>
@@ -1498,7 +1632,7 @@
         </w:tc>
         <w:tc>
           <w:tcPr>
-            <w:tcW w:type="dxa" w:w="1080"/>
+            <w:tcW w:type="dxa" w:w="960"/>
           </w:tcPr>
           <w:p>
             <w:r>
@@ -1511,7 +1645,7 @@
         </w:tc>
         <w:tc>
           <w:tcPr>
-            <w:tcW w:type="dxa" w:w="1080"/>
+            <w:tcW w:type="dxa" w:w="960"/>
           </w:tcPr>
           <w:p>
             <w:r>
@@ -1524,7 +1658,7 @@
         </w:tc>
         <w:tc>
           <w:tcPr>
-            <w:tcW w:type="dxa" w:w="1080"/>
+            <w:tcW w:type="dxa" w:w="960"/>
           </w:tcPr>
           <w:p>
             <w:r>
@@ -1537,20 +1671,33 @@
         </w:tc>
         <w:tc>
           <w:tcPr>
-            <w:tcW w:type="dxa" w:w="1080"/>
-          </w:tcPr>
-          <w:p>
-            <w:r>
-              <w:rPr>
-                <w:sz w:val="20"/>
-              </w:rPr>
-              <w:t>2144.1</w:t>
-            </w:r>
-          </w:p>
-        </w:tc>
-        <w:tc>
-          <w:tcPr>
-            <w:tcW w:type="dxa" w:w="1080"/>
+            <w:tcW w:type="dxa" w:w="960"/>
+          </w:tcPr>
+          <w:p>
+            <w:r>
+              <w:rPr>
+                <w:sz w:val="20"/>
+              </w:rPr>
+              <w:t>513.2</w:t>
+            </w:r>
+          </w:p>
+        </w:tc>
+        <w:tc>
+          <w:tcPr>
+            <w:tcW w:type="dxa" w:w="960"/>
+          </w:tcPr>
+          <w:p>
+            <w:r>
+              <w:rPr>
+                <w:sz w:val="20"/>
+              </w:rPr>
+              <w:t>2657.3</w:t>
+            </w:r>
+          </w:p>
+        </w:tc>
+        <w:tc>
+          <w:tcPr>
+            <w:tcW w:type="dxa" w:w="960"/>
           </w:tcPr>
           <w:p>
             <w:r>
@@ -1565,7 +1712,7 @@
       <w:tr>
         <w:tc>
           <w:tcPr>
-            <w:tcW w:type="dxa" w:w="1080"/>
+            <w:tcW w:type="dxa" w:w="960"/>
           </w:tcPr>
           <w:p>
             <w:r>
@@ -1578,7 +1725,7 @@
         </w:tc>
         <w:tc>
           <w:tcPr>
-            <w:tcW w:type="dxa" w:w="1080"/>
+            <w:tcW w:type="dxa" w:w="960"/>
           </w:tcPr>
           <w:p>
             <w:r>
@@ -1591,7 +1738,7 @@
         </w:tc>
         <w:tc>
           <w:tcPr>
-            <w:tcW w:type="dxa" w:w="1080"/>
+            <w:tcW w:type="dxa" w:w="960"/>
           </w:tcPr>
           <w:p>
             <w:r>
@@ -1604,7 +1751,7 @@
         </w:tc>
         <w:tc>
           <w:tcPr>
-            <w:tcW w:type="dxa" w:w="1080"/>
+            <w:tcW w:type="dxa" w:w="960"/>
           </w:tcPr>
           <w:p>
             <w:r>
@@ -1617,7 +1764,7 @@
         </w:tc>
         <w:tc>
           <w:tcPr>
-            <w:tcW w:type="dxa" w:w="1080"/>
+            <w:tcW w:type="dxa" w:w="960"/>
           </w:tcPr>
           <w:p>
             <w:r>
@@ -1630,7 +1777,7 @@
         </w:tc>
         <w:tc>
           <w:tcPr>
-            <w:tcW w:type="dxa" w:w="1080"/>
+            <w:tcW w:type="dxa" w:w="960"/>
           </w:tcPr>
           <w:p>
             <w:r>
@@ -1643,20 +1790,33 @@
         </w:tc>
         <w:tc>
           <w:tcPr>
-            <w:tcW w:type="dxa" w:w="1080"/>
-          </w:tcPr>
-          <w:p>
-            <w:r>
-              <w:rPr>
-                <w:sz w:val="20"/>
-              </w:rPr>
-              <w:t>1999.8</w:t>
-            </w:r>
-          </w:p>
-        </w:tc>
-        <w:tc>
-          <w:tcPr>
-            <w:tcW w:type="dxa" w:w="1080"/>
+            <w:tcW w:type="dxa" w:w="960"/>
+          </w:tcPr>
+          <w:p>
+            <w:r>
+              <w:rPr>
+                <w:sz w:val="20"/>
+              </w:rPr>
+              <w:t>503.5</w:t>
+            </w:r>
+          </w:p>
+        </w:tc>
+        <w:tc>
+          <w:tcPr>
+            <w:tcW w:type="dxa" w:w="960"/>
+          </w:tcPr>
+          <w:p>
+            <w:r>
+              <w:rPr>
+                <w:sz w:val="20"/>
+              </w:rPr>
+              <w:t>2503.3</w:t>
+            </w:r>
+          </w:p>
+        </w:tc>
+        <w:tc>
+          <w:tcPr>
+            <w:tcW w:type="dxa" w:w="960"/>
           </w:tcPr>
           <w:p>
             <w:r>
@@ -1685,19 +1845,20 @@
         <w:tblLook w:firstColumn="1" w:firstRow="1" w:lastColumn="0" w:lastRow="0" w:noHBand="0" w:noVBand="1" w:val="04A0"/>
       </w:tblPr>
       <w:tblGrid>
-        <w:gridCol w:w="1080"/>
-        <w:gridCol w:w="1080"/>
-        <w:gridCol w:w="1080"/>
-        <w:gridCol w:w="1080"/>
-        <w:gridCol w:w="1080"/>
-        <w:gridCol w:w="1080"/>
-        <w:gridCol w:w="1080"/>
-        <w:gridCol w:w="1080"/>
+        <w:gridCol w:w="960"/>
+        <w:gridCol w:w="960"/>
+        <w:gridCol w:w="960"/>
+        <w:gridCol w:w="960"/>
+        <w:gridCol w:w="960"/>
+        <w:gridCol w:w="960"/>
+        <w:gridCol w:w="960"/>
+        <w:gridCol w:w="960"/>
+        <w:gridCol w:w="960"/>
       </w:tblGrid>
       <w:tr>
         <w:tc>
           <w:tcPr>
-            <w:tcW w:type="dxa" w:w="1080"/>
+            <w:tcW w:type="dxa" w:w="960"/>
           </w:tcPr>
           <w:p>
             <w:r>
@@ -1711,7 +1872,7 @@
         </w:tc>
         <w:tc>
           <w:tcPr>
-            <w:tcW w:type="dxa" w:w="1080"/>
+            <w:tcW w:type="dxa" w:w="960"/>
           </w:tcPr>
           <w:p>
             <w:r>
@@ -1725,7 +1886,7 @@
         </w:tc>
         <w:tc>
           <w:tcPr>
-            <w:tcW w:type="dxa" w:w="1080"/>
+            <w:tcW w:type="dxa" w:w="960"/>
           </w:tcPr>
           <w:p>
             <w:r>
@@ -1739,7 +1900,7 @@
         </w:tc>
         <w:tc>
           <w:tcPr>
-            <w:tcW w:type="dxa" w:w="1080"/>
+            <w:tcW w:type="dxa" w:w="960"/>
           </w:tcPr>
           <w:p>
             <w:r>
@@ -1753,7 +1914,7 @@
         </w:tc>
         <w:tc>
           <w:tcPr>
-            <w:tcW w:type="dxa" w:w="1080"/>
+            <w:tcW w:type="dxa" w:w="960"/>
           </w:tcPr>
           <w:p>
             <w:r>
@@ -1767,7 +1928,7 @@
         </w:tc>
         <w:tc>
           <w:tcPr>
-            <w:tcW w:type="dxa" w:w="1080"/>
+            <w:tcW w:type="dxa" w:w="960"/>
           </w:tcPr>
           <w:p>
             <w:r>
@@ -1781,7 +1942,7 @@
         </w:tc>
         <w:tc>
           <w:tcPr>
-            <w:tcW w:type="dxa" w:w="1080"/>
+            <w:tcW w:type="dxa" w:w="960"/>
           </w:tcPr>
           <w:p>
             <w:r>
@@ -1789,13 +1950,27 @@
                 <w:b/>
                 <w:sz w:val="20"/>
               </w:rPr>
+              <w:t>Primary care visits</w:t>
+            </w:r>
+          </w:p>
+        </w:tc>
+        <w:tc>
+          <w:tcPr>
+            <w:tcW w:type="dxa" w:w="960"/>
+          </w:tcPr>
+          <w:p>
+            <w:r>
+              <w:rPr>
+                <w:b/>
+                <w:sz w:val="20"/>
+              </w:rPr>
               <w:t>Total visits</w:t>
             </w:r>
           </w:p>
         </w:tc>
         <w:tc>
           <w:tcPr>
-            <w:tcW w:type="dxa" w:w="1080"/>
+            <w:tcW w:type="dxa" w:w="960"/>
           </w:tcPr>
           <w:p>
             <w:r>
@@ -1811,7 +1986,7 @@
       <w:tr>
         <w:tc>
           <w:tcPr>
-            <w:tcW w:type="dxa" w:w="1080"/>
+            <w:tcW w:type="dxa" w:w="960"/>
           </w:tcPr>
           <w:p>
             <w:r>
@@ -1824,7 +1999,7 @@
         </w:tc>
         <w:tc>
           <w:tcPr>
-            <w:tcW w:type="dxa" w:w="1080"/>
+            <w:tcW w:type="dxa" w:w="960"/>
           </w:tcPr>
           <w:p>
             <w:r>
@@ -1837,7 +2012,7 @@
         </w:tc>
         <w:tc>
           <w:tcPr>
-            <w:tcW w:type="dxa" w:w="1080"/>
+            <w:tcW w:type="dxa" w:w="960"/>
           </w:tcPr>
           <w:p>
             <w:r>
@@ -1850,7 +2025,7 @@
         </w:tc>
         <w:tc>
           <w:tcPr>
-            <w:tcW w:type="dxa" w:w="1080"/>
+            <w:tcW w:type="dxa" w:w="960"/>
           </w:tcPr>
           <w:p>
             <w:r>
@@ -1863,7 +2038,7 @@
         </w:tc>
         <w:tc>
           <w:tcPr>
-            <w:tcW w:type="dxa" w:w="1080"/>
+            <w:tcW w:type="dxa" w:w="960"/>
           </w:tcPr>
           <w:p>
             <w:r>
@@ -1876,7 +2051,7 @@
         </w:tc>
         <w:tc>
           <w:tcPr>
-            <w:tcW w:type="dxa" w:w="1080"/>
+            <w:tcW w:type="dxa" w:w="960"/>
           </w:tcPr>
           <w:p>
             <w:r>
@@ -1889,7 +2064,7 @@
         </w:tc>
         <w:tc>
           <w:tcPr>
-            <w:tcW w:type="dxa" w:w="1080"/>
+            <w:tcW w:type="dxa" w:w="960"/>
           </w:tcPr>
           <w:p>
             <w:r>
@@ -1902,7 +2077,20 @@
         </w:tc>
         <w:tc>
           <w:tcPr>
-            <w:tcW w:type="dxa" w:w="1080"/>
+            <w:tcW w:type="dxa" w:w="960"/>
+          </w:tcPr>
+          <w:p>
+            <w:r>
+              <w:rPr>
+                <w:sz w:val="20"/>
+              </w:rPr>
+              <w:t>0.0</w:t>
+            </w:r>
+          </w:p>
+        </w:tc>
+        <w:tc>
+          <w:tcPr>
+            <w:tcW w:type="dxa" w:w="960"/>
           </w:tcPr>
           <w:p>
             <w:r>
@@ -1917,7 +2105,7 @@
       <w:tr>
         <w:tc>
           <w:tcPr>
-            <w:tcW w:type="dxa" w:w="1080"/>
+            <w:tcW w:type="dxa" w:w="960"/>
           </w:tcPr>
           <w:p>
             <w:r>
@@ -1930,7 +2118,7 @@
         </w:tc>
         <w:tc>
           <w:tcPr>
-            <w:tcW w:type="dxa" w:w="1080"/>
+            <w:tcW w:type="dxa" w:w="960"/>
           </w:tcPr>
           <w:p>
             <w:r>
@@ -1943,7 +2131,7 @@
         </w:tc>
         <w:tc>
           <w:tcPr>
-            <w:tcW w:type="dxa" w:w="1080"/>
+            <w:tcW w:type="dxa" w:w="960"/>
           </w:tcPr>
           <w:p>
             <w:r>
@@ -1956,7 +2144,7 @@
         </w:tc>
         <w:tc>
           <w:tcPr>
-            <w:tcW w:type="dxa" w:w="1080"/>
+            <w:tcW w:type="dxa" w:w="960"/>
           </w:tcPr>
           <w:p>
             <w:r>
@@ -1969,7 +2157,7 @@
         </w:tc>
         <w:tc>
           <w:tcPr>
-            <w:tcW w:type="dxa" w:w="1080"/>
+            <w:tcW w:type="dxa" w:w="960"/>
           </w:tcPr>
           <w:p>
             <w:r>
@@ -1982,7 +2170,7 @@
         </w:tc>
         <w:tc>
           <w:tcPr>
-            <w:tcW w:type="dxa" w:w="1080"/>
+            <w:tcW w:type="dxa" w:w="960"/>
           </w:tcPr>
           <w:p>
             <w:r>
@@ -1995,20 +2183,33 @@
         </w:tc>
         <w:tc>
           <w:tcPr>
-            <w:tcW w:type="dxa" w:w="1080"/>
-          </w:tcPr>
-          <w:p>
-            <w:r>
-              <w:rPr>
-                <w:sz w:val="20"/>
-              </w:rPr>
-              <w:t>3136.9</w:t>
-            </w:r>
-          </w:p>
-        </w:tc>
-        <w:tc>
-          <w:tcPr>
-            <w:tcW w:type="dxa" w:w="1080"/>
+            <w:tcW w:type="dxa" w:w="960"/>
+          </w:tcPr>
+          <w:p>
+            <w:r>
+              <w:rPr>
+                <w:sz w:val="20"/>
+              </w:rPr>
+              <w:t>837.8</w:t>
+            </w:r>
+          </w:p>
+        </w:tc>
+        <w:tc>
+          <w:tcPr>
+            <w:tcW w:type="dxa" w:w="960"/>
+          </w:tcPr>
+          <w:p>
+            <w:r>
+              <w:rPr>
+                <w:sz w:val="20"/>
+              </w:rPr>
+              <w:t>3974.7</w:t>
+            </w:r>
+          </w:p>
+        </w:tc>
+        <w:tc>
+          <w:tcPr>
+            <w:tcW w:type="dxa" w:w="960"/>
           </w:tcPr>
           <w:p>
             <w:r>
@@ -2023,7 +2224,7 @@
       <w:tr>
         <w:tc>
           <w:tcPr>
-            <w:tcW w:type="dxa" w:w="1080"/>
+            <w:tcW w:type="dxa" w:w="960"/>
           </w:tcPr>
           <w:p>
             <w:r>
@@ -2036,7 +2237,7 @@
         </w:tc>
         <w:tc>
           <w:tcPr>
-            <w:tcW w:type="dxa" w:w="1080"/>
+            <w:tcW w:type="dxa" w:w="960"/>
           </w:tcPr>
           <w:p>
             <w:r>
@@ -2049,7 +2250,7 @@
         </w:tc>
         <w:tc>
           <w:tcPr>
-            <w:tcW w:type="dxa" w:w="1080"/>
+            <w:tcW w:type="dxa" w:w="960"/>
           </w:tcPr>
           <w:p>
             <w:r>
@@ -2062,7 +2263,7 @@
         </w:tc>
         <w:tc>
           <w:tcPr>
-            <w:tcW w:type="dxa" w:w="1080"/>
+            <w:tcW w:type="dxa" w:w="960"/>
           </w:tcPr>
           <w:p>
             <w:r>
@@ -2075,7 +2276,7 @@
         </w:tc>
         <w:tc>
           <w:tcPr>
-            <w:tcW w:type="dxa" w:w="1080"/>
+            <w:tcW w:type="dxa" w:w="960"/>
           </w:tcPr>
           <w:p>
             <w:r>
@@ -2088,7 +2289,7 @@
         </w:tc>
         <w:tc>
           <w:tcPr>
-            <w:tcW w:type="dxa" w:w="1080"/>
+            <w:tcW w:type="dxa" w:w="960"/>
           </w:tcPr>
           <w:p>
             <w:r>
@@ -2101,20 +2302,33 @@
         </w:tc>
         <w:tc>
           <w:tcPr>
-            <w:tcW w:type="dxa" w:w="1080"/>
-          </w:tcPr>
-          <w:p>
-            <w:r>
-              <w:rPr>
-                <w:sz w:val="20"/>
-              </w:rPr>
-              <w:t>6273.8</w:t>
-            </w:r>
-          </w:p>
-        </w:tc>
-        <w:tc>
-          <w:tcPr>
-            <w:tcW w:type="dxa" w:w="1080"/>
+            <w:tcW w:type="dxa" w:w="960"/>
+          </w:tcPr>
+          <w:p>
+            <w:r>
+              <w:rPr>
+                <w:sz w:val="20"/>
+              </w:rPr>
+              <w:t>1675.6</w:t>
+            </w:r>
+          </w:p>
+        </w:tc>
+        <w:tc>
+          <w:tcPr>
+            <w:tcW w:type="dxa" w:w="960"/>
+          </w:tcPr>
+          <w:p>
+            <w:r>
+              <w:rPr>
+                <w:sz w:val="20"/>
+              </w:rPr>
+              <w:t>7949.4</w:t>
+            </w:r>
+          </w:p>
+        </w:tc>
+        <w:tc>
+          <w:tcPr>
+            <w:tcW w:type="dxa" w:w="960"/>
           </w:tcPr>
           <w:p>
             <w:r>
@@ -2129,7 +2343,7 @@
       <w:tr>
         <w:tc>
           <w:tcPr>
-            <w:tcW w:type="dxa" w:w="1080"/>
+            <w:tcW w:type="dxa" w:w="960"/>
           </w:tcPr>
           <w:p>
             <w:r>
@@ -2142,7 +2356,7 @@
         </w:tc>
         <w:tc>
           <w:tcPr>
-            <w:tcW w:type="dxa" w:w="1080"/>
+            <w:tcW w:type="dxa" w:w="960"/>
           </w:tcPr>
           <w:p>
             <w:r>
@@ -2155,7 +2369,7 @@
         </w:tc>
         <w:tc>
           <w:tcPr>
-            <w:tcW w:type="dxa" w:w="1080"/>
+            <w:tcW w:type="dxa" w:w="960"/>
           </w:tcPr>
           <w:p>
             <w:r>
@@ -2168,7 +2382,7 @@
         </w:tc>
         <w:tc>
           <w:tcPr>
-            <w:tcW w:type="dxa" w:w="1080"/>
+            <w:tcW w:type="dxa" w:w="960"/>
           </w:tcPr>
           <w:p>
             <w:r>
@@ -2181,7 +2395,7 @@
         </w:tc>
         <w:tc>
           <w:tcPr>
-            <w:tcW w:type="dxa" w:w="1080"/>
+            <w:tcW w:type="dxa" w:w="960"/>
           </w:tcPr>
           <w:p>
             <w:r>
@@ -2194,7 +2408,7 @@
         </w:tc>
         <w:tc>
           <w:tcPr>
-            <w:tcW w:type="dxa" w:w="1080"/>
+            <w:tcW w:type="dxa" w:w="960"/>
           </w:tcPr>
           <w:p>
             <w:r>
@@ -2207,20 +2421,33 @@
         </w:tc>
         <w:tc>
           <w:tcPr>
-            <w:tcW w:type="dxa" w:w="1080"/>
-          </w:tcPr>
-          <w:p>
-            <w:r>
-              <w:rPr>
-                <w:sz w:val="20"/>
-              </w:rPr>
-              <w:t>9410.6</w:t>
-            </w:r>
-          </w:p>
-        </w:tc>
-        <w:tc>
-          <w:tcPr>
-            <w:tcW w:type="dxa" w:w="1080"/>
+            <w:tcW w:type="dxa" w:w="960"/>
+          </w:tcPr>
+          <w:p>
+            <w:r>
+              <w:rPr>
+                <w:sz w:val="20"/>
+              </w:rPr>
+              <w:t>2513.4</w:t>
+            </w:r>
+          </w:p>
+        </w:tc>
+        <w:tc>
+          <w:tcPr>
+            <w:tcW w:type="dxa" w:w="960"/>
+          </w:tcPr>
+          <w:p>
+            <w:r>
+              <w:rPr>
+                <w:sz w:val="20"/>
+              </w:rPr>
+              <w:t>11924.0</w:t>
+            </w:r>
+          </w:p>
+        </w:tc>
+        <w:tc>
+          <w:tcPr>
+            <w:tcW w:type="dxa" w:w="960"/>
           </w:tcPr>
           <w:p>
             <w:r>
@@ -2235,7 +2462,7 @@
       <w:tr>
         <w:tc>
           <w:tcPr>
-            <w:tcW w:type="dxa" w:w="1080"/>
+            <w:tcW w:type="dxa" w:w="960"/>
           </w:tcPr>
           <w:p>
             <w:r>
@@ -2248,7 +2475,7 @@
         </w:tc>
         <w:tc>
           <w:tcPr>
-            <w:tcW w:type="dxa" w:w="1080"/>
+            <w:tcW w:type="dxa" w:w="960"/>
           </w:tcPr>
           <w:p>
             <w:r>
@@ -2261,7 +2488,7 @@
         </w:tc>
         <w:tc>
           <w:tcPr>
-            <w:tcW w:type="dxa" w:w="1080"/>
+            <w:tcW w:type="dxa" w:w="960"/>
           </w:tcPr>
           <w:p>
             <w:r>
@@ -2274,7 +2501,7 @@
         </w:tc>
         <w:tc>
           <w:tcPr>
-            <w:tcW w:type="dxa" w:w="1080"/>
+            <w:tcW w:type="dxa" w:w="960"/>
           </w:tcPr>
           <w:p>
             <w:r>
@@ -2287,7 +2514,7 @@
         </w:tc>
         <w:tc>
           <w:tcPr>
-            <w:tcW w:type="dxa" w:w="1080"/>
+            <w:tcW w:type="dxa" w:w="960"/>
           </w:tcPr>
           <w:p>
             <w:r>
@@ -2300,7 +2527,7 @@
         </w:tc>
         <w:tc>
           <w:tcPr>
-            <w:tcW w:type="dxa" w:w="1080"/>
+            <w:tcW w:type="dxa" w:w="960"/>
           </w:tcPr>
           <w:p>
             <w:r>
@@ -2313,20 +2540,33 @@
         </w:tc>
         <w:tc>
           <w:tcPr>
-            <w:tcW w:type="dxa" w:w="1080"/>
-          </w:tcPr>
-          <w:p>
-            <w:r>
-              <w:rPr>
-                <w:sz w:val="20"/>
-              </w:rPr>
-              <w:t>12547.5</w:t>
-            </w:r>
-          </w:p>
-        </w:tc>
-        <w:tc>
-          <w:tcPr>
-            <w:tcW w:type="dxa" w:w="1080"/>
+            <w:tcW w:type="dxa" w:w="960"/>
+          </w:tcPr>
+          <w:p>
+            <w:r>
+              <w:rPr>
+                <w:sz w:val="20"/>
+              </w:rPr>
+              <w:t>3351.2</w:t>
+            </w:r>
+          </w:p>
+        </w:tc>
+        <w:tc>
+          <w:tcPr>
+            <w:tcW w:type="dxa" w:w="960"/>
+          </w:tcPr>
+          <w:p>
+            <w:r>
+              <w:rPr>
+                <w:sz w:val="20"/>
+              </w:rPr>
+              <w:t>15898.7</w:t>
+            </w:r>
+          </w:p>
+        </w:tc>
+        <w:tc>
+          <w:tcPr>
+            <w:tcW w:type="dxa" w:w="960"/>
           </w:tcPr>
           <w:p>
             <w:r>
@@ -2341,7 +2581,7 @@
       <w:tr>
         <w:tc>
           <w:tcPr>
-            <w:tcW w:type="dxa" w:w="1080"/>
+            <w:tcW w:type="dxa" w:w="960"/>
           </w:tcPr>
           <w:p>
             <w:r>
@@ -2354,7 +2594,7 @@
         </w:tc>
         <w:tc>
           <w:tcPr>
-            <w:tcW w:type="dxa" w:w="1080"/>
+            <w:tcW w:type="dxa" w:w="960"/>
           </w:tcPr>
           <w:p>
             <w:r>
@@ -2367,7 +2607,7 @@
         </w:tc>
         <w:tc>
           <w:tcPr>
-            <w:tcW w:type="dxa" w:w="1080"/>
+            <w:tcW w:type="dxa" w:w="960"/>
           </w:tcPr>
           <w:p>
             <w:r>
@@ -2380,7 +2620,7 @@
         </w:tc>
         <w:tc>
           <w:tcPr>
-            <w:tcW w:type="dxa" w:w="1080"/>
+            <w:tcW w:type="dxa" w:w="960"/>
           </w:tcPr>
           <w:p>
             <w:r>
@@ -2393,7 +2633,7 @@
         </w:tc>
         <w:tc>
           <w:tcPr>
-            <w:tcW w:type="dxa" w:w="1080"/>
+            <w:tcW w:type="dxa" w:w="960"/>
           </w:tcPr>
           <w:p>
             <w:r>
@@ -2406,7 +2646,7 @@
         </w:tc>
         <w:tc>
           <w:tcPr>
-            <w:tcW w:type="dxa" w:w="1080"/>
+            <w:tcW w:type="dxa" w:w="960"/>
           </w:tcPr>
           <w:p>
             <w:r>
@@ -2419,20 +2659,33 @@
         </w:tc>
         <w:tc>
           <w:tcPr>
-            <w:tcW w:type="dxa" w:w="1080"/>
-          </w:tcPr>
-          <w:p>
-            <w:r>
-              <w:rPr>
-                <w:sz w:val="20"/>
-              </w:rPr>
-              <w:t>15684.4</w:t>
-            </w:r>
-          </w:p>
-        </w:tc>
-        <w:tc>
-          <w:tcPr>
-            <w:tcW w:type="dxa" w:w="1080"/>
+            <w:tcW w:type="dxa" w:w="960"/>
+          </w:tcPr>
+          <w:p>
+            <w:r>
+              <w:rPr>
+                <w:sz w:val="20"/>
+              </w:rPr>
+              <w:t>4189.0</w:t>
+            </w:r>
+          </w:p>
+        </w:tc>
+        <w:tc>
+          <w:tcPr>
+            <w:tcW w:type="dxa" w:w="960"/>
+          </w:tcPr>
+          <w:p>
+            <w:r>
+              <w:rPr>
+                <w:sz w:val="20"/>
+              </w:rPr>
+              <w:t>19873.4</w:t>
+            </w:r>
+          </w:p>
+        </w:tc>
+        <w:tc>
+          <w:tcPr>
+            <w:tcW w:type="dxa" w:w="960"/>
           </w:tcPr>
           <w:p>
             <w:r>
@@ -2447,7 +2700,7 @@
       <w:tr>
         <w:tc>
           <w:tcPr>
-            <w:tcW w:type="dxa" w:w="1080"/>
+            <w:tcW w:type="dxa" w:w="960"/>
           </w:tcPr>
           <w:p>
             <w:r>
@@ -2460,7 +2713,7 @@
         </w:tc>
         <w:tc>
           <w:tcPr>
-            <w:tcW w:type="dxa" w:w="1080"/>
+            <w:tcW w:type="dxa" w:w="960"/>
           </w:tcPr>
           <w:p>
             <w:r>
@@ -2473,7 +2726,7 @@
         </w:tc>
         <w:tc>
           <w:tcPr>
-            <w:tcW w:type="dxa" w:w="1080"/>
+            <w:tcW w:type="dxa" w:w="960"/>
           </w:tcPr>
           <w:p>
             <w:r>
@@ -2486,7 +2739,7 @@
         </w:tc>
         <w:tc>
           <w:tcPr>
-            <w:tcW w:type="dxa" w:w="1080"/>
+            <w:tcW w:type="dxa" w:w="960"/>
           </w:tcPr>
           <w:p>
             <w:r>
@@ -2499,7 +2752,7 @@
         </w:tc>
         <w:tc>
           <w:tcPr>
-            <w:tcW w:type="dxa" w:w="1080"/>
+            <w:tcW w:type="dxa" w:w="960"/>
           </w:tcPr>
           <w:p>
             <w:r>
@@ -2512,7 +2765,7 @@
         </w:tc>
         <w:tc>
           <w:tcPr>
-            <w:tcW w:type="dxa" w:w="1080"/>
+            <w:tcW w:type="dxa" w:w="960"/>
           </w:tcPr>
           <w:p>
             <w:r>
@@ -2525,20 +2778,33 @@
         </w:tc>
         <w:tc>
           <w:tcPr>
-            <w:tcW w:type="dxa" w:w="1080"/>
-          </w:tcPr>
-          <w:p>
-            <w:r>
-              <w:rPr>
-                <w:sz w:val="20"/>
-              </w:rPr>
-              <w:t>18821.3</w:t>
-            </w:r>
-          </w:p>
-        </w:tc>
-        <w:tc>
-          <w:tcPr>
-            <w:tcW w:type="dxa" w:w="1080"/>
+            <w:tcW w:type="dxa" w:w="960"/>
+          </w:tcPr>
+          <w:p>
+            <w:r>
+              <w:rPr>
+                <w:sz w:val="20"/>
+              </w:rPr>
+              <w:t>5026.8</w:t>
+            </w:r>
+          </w:p>
+        </w:tc>
+        <w:tc>
+          <w:tcPr>
+            <w:tcW w:type="dxa" w:w="960"/>
+          </w:tcPr>
+          <w:p>
+            <w:r>
+              <w:rPr>
+                <w:sz w:val="20"/>
+              </w:rPr>
+              <w:t>23848.1</w:t>
+            </w:r>
+          </w:p>
+        </w:tc>
+        <w:tc>
+          <w:tcPr>
+            <w:tcW w:type="dxa" w:w="960"/>
           </w:tcPr>
           <w:p>
             <w:r>
@@ -2553,7 +2819,7 @@
       <w:tr>
         <w:tc>
           <w:tcPr>
-            <w:tcW w:type="dxa" w:w="1080"/>
+            <w:tcW w:type="dxa" w:w="960"/>
           </w:tcPr>
           <w:p>
             <w:r>
@@ -2566,7 +2832,7 @@
         </w:tc>
         <w:tc>
           <w:tcPr>
-            <w:tcW w:type="dxa" w:w="1080"/>
+            <w:tcW w:type="dxa" w:w="960"/>
           </w:tcPr>
           <w:p>
             <w:r>
@@ -2579,7 +2845,7 @@
         </w:tc>
         <w:tc>
           <w:tcPr>
-            <w:tcW w:type="dxa" w:w="1080"/>
+            <w:tcW w:type="dxa" w:w="960"/>
           </w:tcPr>
           <w:p>
             <w:r>
@@ -2592,7 +2858,7 @@
         </w:tc>
         <w:tc>
           <w:tcPr>
-            <w:tcW w:type="dxa" w:w="1080"/>
+            <w:tcW w:type="dxa" w:w="960"/>
           </w:tcPr>
           <w:p>
             <w:r>
@@ -2605,7 +2871,7 @@
         </w:tc>
         <w:tc>
           <w:tcPr>
-            <w:tcW w:type="dxa" w:w="1080"/>
+            <w:tcW w:type="dxa" w:w="960"/>
           </w:tcPr>
           <w:p>
             <w:r>
@@ -2618,7 +2884,7 @@
         </w:tc>
         <w:tc>
           <w:tcPr>
-            <w:tcW w:type="dxa" w:w="1080"/>
+            <w:tcW w:type="dxa" w:w="960"/>
           </w:tcPr>
           <w:p>
             <w:r>
@@ -2631,20 +2897,33 @@
         </w:tc>
         <w:tc>
           <w:tcPr>
-            <w:tcW w:type="dxa" w:w="1080"/>
-          </w:tcPr>
-          <w:p>
-            <w:r>
-              <w:rPr>
-                <w:sz w:val="20"/>
-              </w:rPr>
-              <w:t>21958.2</w:t>
-            </w:r>
-          </w:p>
-        </w:tc>
-        <w:tc>
-          <w:tcPr>
-            <w:tcW w:type="dxa" w:w="1080"/>
+            <w:tcW w:type="dxa" w:w="960"/>
+          </w:tcPr>
+          <w:p>
+            <w:r>
+              <w:rPr>
+                <w:sz w:val="20"/>
+              </w:rPr>
+              <w:t>5864.6</w:t>
+            </w:r>
+          </w:p>
+        </w:tc>
+        <w:tc>
+          <w:tcPr>
+            <w:tcW w:type="dxa" w:w="960"/>
+          </w:tcPr>
+          <w:p>
+            <w:r>
+              <w:rPr>
+                <w:sz w:val="20"/>
+              </w:rPr>
+              <w:t>27822.8</w:t>
+            </w:r>
+          </w:p>
+        </w:tc>
+        <w:tc>
+          <w:tcPr>
+            <w:tcW w:type="dxa" w:w="960"/>
           </w:tcPr>
           <w:p>
             <w:r>
@@ -2659,7 +2938,7 @@
       <w:tr>
         <w:tc>
           <w:tcPr>
-            <w:tcW w:type="dxa" w:w="1080"/>
+            <w:tcW w:type="dxa" w:w="960"/>
           </w:tcPr>
           <w:p>
             <w:r>
@@ -2672,7 +2951,7 @@
         </w:tc>
         <w:tc>
           <w:tcPr>
-            <w:tcW w:type="dxa" w:w="1080"/>
+            <w:tcW w:type="dxa" w:w="960"/>
           </w:tcPr>
           <w:p>
             <w:r>
@@ -2685,7 +2964,7 @@
         </w:tc>
         <w:tc>
           <w:tcPr>
-            <w:tcW w:type="dxa" w:w="1080"/>
+            <w:tcW w:type="dxa" w:w="960"/>
           </w:tcPr>
           <w:p>
             <w:r>
@@ -2698,7 +2977,7 @@
         </w:tc>
         <w:tc>
           <w:tcPr>
-            <w:tcW w:type="dxa" w:w="1080"/>
+            <w:tcW w:type="dxa" w:w="960"/>
           </w:tcPr>
           <w:p>
             <w:r>
@@ -2711,7 +2990,7 @@
         </w:tc>
         <w:tc>
           <w:tcPr>
-            <w:tcW w:type="dxa" w:w="1080"/>
+            <w:tcW w:type="dxa" w:w="960"/>
           </w:tcPr>
           <w:p>
             <w:r>
@@ -2724,7 +3003,7 @@
         </w:tc>
         <w:tc>
           <w:tcPr>
-            <w:tcW w:type="dxa" w:w="1080"/>
+            <w:tcW w:type="dxa" w:w="960"/>
           </w:tcPr>
           <w:p>
             <w:r>
@@ -2737,20 +3016,33 @@
         </w:tc>
         <w:tc>
           <w:tcPr>
-            <w:tcW w:type="dxa" w:w="1080"/>
-          </w:tcPr>
-          <w:p>
-            <w:r>
-              <w:rPr>
-                <w:sz w:val="20"/>
-              </w:rPr>
-              <w:t>25095.1</w:t>
-            </w:r>
-          </w:p>
-        </w:tc>
-        <w:tc>
-          <w:tcPr>
-            <w:tcW w:type="dxa" w:w="1080"/>
+            <w:tcW w:type="dxa" w:w="960"/>
+          </w:tcPr>
+          <w:p>
+            <w:r>
+              <w:rPr>
+                <w:sz w:val="20"/>
+              </w:rPr>
+              <w:t>6702.4</w:t>
+            </w:r>
+          </w:p>
+        </w:tc>
+        <w:tc>
+          <w:tcPr>
+            <w:tcW w:type="dxa" w:w="960"/>
+          </w:tcPr>
+          <w:p>
+            <w:r>
+              <w:rPr>
+                <w:sz w:val="20"/>
+              </w:rPr>
+              <w:t>31797.5</w:t>
+            </w:r>
+          </w:p>
+        </w:tc>
+        <w:tc>
+          <w:tcPr>
+            <w:tcW w:type="dxa" w:w="960"/>
           </w:tcPr>
           <w:p>
             <w:r>
@@ -2765,7 +3057,7 @@
       <w:tr>
         <w:tc>
           <w:tcPr>
-            <w:tcW w:type="dxa" w:w="1080"/>
+            <w:tcW w:type="dxa" w:w="960"/>
           </w:tcPr>
           <w:p>
             <w:r>
@@ -2778,7 +3070,7 @@
         </w:tc>
         <w:tc>
           <w:tcPr>
-            <w:tcW w:type="dxa" w:w="1080"/>
+            <w:tcW w:type="dxa" w:w="960"/>
           </w:tcPr>
           <w:p>
             <w:r>
@@ -2791,7 +3083,7 @@
         </w:tc>
         <w:tc>
           <w:tcPr>
-            <w:tcW w:type="dxa" w:w="1080"/>
+            <w:tcW w:type="dxa" w:w="960"/>
           </w:tcPr>
           <w:p>
             <w:r>
@@ -2804,7 +3096,7 @@
         </w:tc>
         <w:tc>
           <w:tcPr>
-            <w:tcW w:type="dxa" w:w="1080"/>
+            <w:tcW w:type="dxa" w:w="960"/>
           </w:tcPr>
           <w:p>
             <w:r>
@@ -2817,7 +3109,7 @@
         </w:tc>
         <w:tc>
           <w:tcPr>
-            <w:tcW w:type="dxa" w:w="1080"/>
+            <w:tcW w:type="dxa" w:w="960"/>
           </w:tcPr>
           <w:p>
             <w:r>
@@ -2830,7 +3122,7 @@
         </w:tc>
         <w:tc>
           <w:tcPr>
-            <w:tcW w:type="dxa" w:w="1080"/>
+            <w:tcW w:type="dxa" w:w="960"/>
           </w:tcPr>
           <w:p>
             <w:r>
@@ -2843,20 +3135,33 @@
         </w:tc>
         <w:tc>
           <w:tcPr>
-            <w:tcW w:type="dxa" w:w="1080"/>
-          </w:tcPr>
-          <w:p>
-            <w:r>
-              <w:rPr>
-                <w:sz w:val="20"/>
-              </w:rPr>
-              <w:t>28231.9</w:t>
-            </w:r>
-          </w:p>
-        </w:tc>
-        <w:tc>
-          <w:tcPr>
-            <w:tcW w:type="dxa" w:w="1080"/>
+            <w:tcW w:type="dxa" w:w="960"/>
+          </w:tcPr>
+          <w:p>
+            <w:r>
+              <w:rPr>
+                <w:sz w:val="20"/>
+              </w:rPr>
+              <w:t>7540.2</w:t>
+            </w:r>
+          </w:p>
+        </w:tc>
+        <w:tc>
+          <w:tcPr>
+            <w:tcW w:type="dxa" w:w="960"/>
+          </w:tcPr>
+          <w:p>
+            <w:r>
+              <w:rPr>
+                <w:sz w:val="20"/>
+              </w:rPr>
+              <w:t>35772.1</w:t>
+            </w:r>
+          </w:p>
+        </w:tc>
+        <w:tc>
+          <w:tcPr>
+            <w:tcW w:type="dxa" w:w="960"/>
           </w:tcPr>
           <w:p>
             <w:r>
@@ -2871,7 +3176,7 @@
       <w:tr>
         <w:tc>
           <w:tcPr>
-            <w:tcW w:type="dxa" w:w="1080"/>
+            <w:tcW w:type="dxa" w:w="960"/>
           </w:tcPr>
           <w:p>
             <w:r>
@@ -2884,7 +3189,7 @@
         </w:tc>
         <w:tc>
           <w:tcPr>
-            <w:tcW w:type="dxa" w:w="1080"/>
+            <w:tcW w:type="dxa" w:w="960"/>
           </w:tcPr>
           <w:p>
             <w:r>
@@ -2897,7 +3202,7 @@
         </w:tc>
         <w:tc>
           <w:tcPr>
-            <w:tcW w:type="dxa" w:w="1080"/>
+            <w:tcW w:type="dxa" w:w="960"/>
           </w:tcPr>
           <w:p>
             <w:r>
@@ -2910,7 +3215,7 @@
         </w:tc>
         <w:tc>
           <w:tcPr>
-            <w:tcW w:type="dxa" w:w="1080"/>
+            <w:tcW w:type="dxa" w:w="960"/>
           </w:tcPr>
           <w:p>
             <w:r>
@@ -2923,7 +3228,7 @@
         </w:tc>
         <w:tc>
           <w:tcPr>
-            <w:tcW w:type="dxa" w:w="1080"/>
+            <w:tcW w:type="dxa" w:w="960"/>
           </w:tcPr>
           <w:p>
             <w:r>
@@ -2936,7 +3241,7 @@
         </w:tc>
         <w:tc>
           <w:tcPr>
-            <w:tcW w:type="dxa" w:w="1080"/>
+            <w:tcW w:type="dxa" w:w="960"/>
           </w:tcPr>
           <w:p>
             <w:r>
@@ -2949,20 +3254,33 @@
         </w:tc>
         <w:tc>
           <w:tcPr>
-            <w:tcW w:type="dxa" w:w="1080"/>
-          </w:tcPr>
-          <w:p>
-            <w:r>
-              <w:rPr>
-                <w:sz w:val="20"/>
-              </w:rPr>
-              <w:t>31368.8</w:t>
-            </w:r>
-          </w:p>
-        </w:tc>
-        <w:tc>
-          <w:tcPr>
-            <w:tcW w:type="dxa" w:w="1080"/>
+            <w:tcW w:type="dxa" w:w="960"/>
+          </w:tcPr>
+          <w:p>
+            <w:r>
+              <w:rPr>
+                <w:sz w:val="20"/>
+              </w:rPr>
+              <w:t>8378.0</w:t>
+            </w:r>
+          </w:p>
+        </w:tc>
+        <w:tc>
+          <w:tcPr>
+            <w:tcW w:type="dxa" w:w="960"/>
+          </w:tcPr>
+          <w:p>
+            <w:r>
+              <w:rPr>
+                <w:sz w:val="20"/>
+              </w:rPr>
+              <w:t>39746.8</w:t>
+            </w:r>
+          </w:p>
+        </w:tc>
+        <w:tc>
+          <w:tcPr>
+            <w:tcW w:type="dxa" w:w="960"/>
           </w:tcPr>
           <w:p>
             <w:r>
@@ -3720,6 +4038,1711 @@
                 <w:sz w:val="20"/>
               </w:rPr>
               <w:t>3885.6</w:t>
+            </w:r>
+          </w:p>
+        </w:tc>
+      </w:tr>
+    </w:tbl>
+    <w:p/>
+    <w:p>
+      <w:pPr>
+        <w:pStyle w:val="Heading2"/>
+      </w:pPr>
+      <w:r>
+        <w:t>Supplementary Table S1. Aggregate PPV under alternative age-distribution scenarios</w:t>
+      </w:r>
+    </w:p>
+    <w:tbl>
+      <w:tblPr>
+        <w:tblStyle w:val="TableGrid"/>
+        <w:tblW w:type="auto" w:w="0"/>
+        <w:tblLook w:firstColumn="1" w:firstRow="1" w:lastColumn="0" w:lastRow="0" w:noHBand="0" w:noVBand="1" w:val="04A0"/>
+      </w:tblPr>
+      <w:tblGrid>
+        <w:gridCol w:w="2880"/>
+        <w:gridCol w:w="2880"/>
+        <w:gridCol w:w="2880"/>
+      </w:tblGrid>
+      <w:tr>
+        <w:tc>
+          <w:tcPr>
+            <w:tcW w:type="dxa" w:w="2880"/>
+          </w:tcPr>
+          <w:p>
+            <w:r>
+              <w:rPr>
+                <w:b/>
+                <w:sz w:val="20"/>
+              </w:rPr>
+              <w:t>Age-distribution scenario</w:t>
+            </w:r>
+          </w:p>
+        </w:tc>
+        <w:tc>
+          <w:tcPr>
+            <w:tcW w:type="dxa" w:w="2880"/>
+          </w:tcPr>
+          <w:p>
+            <w:r>
+              <w:rPr>
+                <w:b/>
+                <w:sz w:val="20"/>
+              </w:rPr>
+              <w:t>Aggregate PPV (%)</w:t>
+            </w:r>
+          </w:p>
+        </w:tc>
+        <w:tc>
+          <w:tcPr>
+            <w:tcW w:type="dxa" w:w="2880"/>
+          </w:tcPr>
+          <w:p>
+            <w:r>
+              <w:rPr>
+                <w:b/>
+                <w:sz w:val="20"/>
+              </w:rPr>
+              <w:t>FP/TP ratio</w:t>
+            </w:r>
+          </w:p>
+        </w:tc>
+      </w:tr>
+      <w:tr>
+        <w:tc>
+          <w:tcPr>
+            <w:tcW w:type="dxa" w:w="2880"/>
+          </w:tcPr>
+          <w:p>
+            <w:r>
+              <w:rPr>
+                <w:sz w:val="20"/>
+              </w:rPr>
+              <w:t>DTC bimodal (23andMe-like)</w:t>
+            </w:r>
+          </w:p>
+        </w:tc>
+        <w:tc>
+          <w:tcPr>
+            <w:tcW w:type="dxa" w:w="2880"/>
+          </w:tcPr>
+          <w:p>
+            <w:r>
+              <w:rPr>
+                <w:sz w:val="20"/>
+              </w:rPr>
+              <w:t>1.94</w:t>
+            </w:r>
+          </w:p>
+        </w:tc>
+        <w:tc>
+          <w:tcPr>
+            <w:tcW w:type="dxa" w:w="2880"/>
+          </w:tcPr>
+          <w:p>
+            <w:r>
+              <w:rPr>
+                <w:sz w:val="20"/>
+              </w:rPr>
+              <w:t>50.5</w:t>
+            </w:r>
+          </w:p>
+        </w:tc>
+      </w:tr>
+      <w:tr>
+        <w:tc>
+          <w:tcPr>
+            <w:tcW w:type="dxa" w:w="2880"/>
+          </w:tcPr>
+          <w:p>
+            <w:r>
+              <w:rPr>
+                <w:sz w:val="20"/>
+              </w:rPr>
+              <w:t>DTC screening-age purchasers</w:t>
+            </w:r>
+          </w:p>
+        </w:tc>
+        <w:tc>
+          <w:tcPr>
+            <w:tcW w:type="dxa" w:w="2880"/>
+          </w:tcPr>
+          <w:p>
+            <w:r>
+              <w:rPr>
+                <w:sz w:val="20"/>
+              </w:rPr>
+              <w:t>4.05</w:t>
+            </w:r>
+          </w:p>
+        </w:tc>
+        <w:tc>
+          <w:tcPr>
+            <w:tcW w:type="dxa" w:w="2880"/>
+          </w:tcPr>
+          <w:p>
+            <w:r>
+              <w:rPr>
+                <w:sz w:val="20"/>
+              </w:rPr>
+              <w:t>23.7</w:t>
+            </w:r>
+          </w:p>
+        </w:tc>
+      </w:tr>
+      <w:tr>
+        <w:tc>
+          <w:tcPr>
+            <w:tcW w:type="dxa" w:w="2880"/>
+          </w:tcPr>
+          <w:p>
+            <w:r>
+              <w:rPr>
+                <w:sz w:val="20"/>
+              </w:rPr>
+              <w:t>DTC younger purchasers</w:t>
+            </w:r>
+          </w:p>
+        </w:tc>
+        <w:tc>
+          <w:tcPr>
+            <w:tcW w:type="dxa" w:w="2880"/>
+          </w:tcPr>
+          <w:p>
+            <w:r>
+              <w:rPr>
+                <w:sz w:val="20"/>
+              </w:rPr>
+              <w:t>0.56</w:t>
+            </w:r>
+          </w:p>
+        </w:tc>
+        <w:tc>
+          <w:tcPr>
+            <w:tcW w:type="dxa" w:w="2880"/>
+          </w:tcPr>
+          <w:p>
+            <w:r>
+              <w:rPr>
+                <w:sz w:val="20"/>
+              </w:rPr>
+              <w:t>176.3</w:t>
+            </w:r>
+          </w:p>
+        </w:tc>
+      </w:tr>
+      <w:tr>
+        <w:tc>
+          <w:tcPr>
+            <w:tcW w:type="dxa" w:w="2880"/>
+          </w:tcPr>
+          <w:p>
+            <w:r>
+              <w:rPr>
+                <w:sz w:val="20"/>
+              </w:rPr>
+              <w:t>Adults 20+</w:t>
+            </w:r>
+          </w:p>
+        </w:tc>
+        <w:tc>
+          <w:tcPr>
+            <w:tcW w:type="dxa" w:w="2880"/>
+          </w:tcPr>
+          <w:p>
+            <w:r>
+              <w:rPr>
+                <w:sz w:val="20"/>
+              </w:rPr>
+              <w:t>5.39</w:t>
+            </w:r>
+          </w:p>
+        </w:tc>
+        <w:tc>
+          <w:tcPr>
+            <w:tcW w:type="dxa" w:w="2880"/>
+          </w:tcPr>
+          <w:p>
+            <w:r>
+              <w:rPr>
+                <w:sz w:val="20"/>
+              </w:rPr>
+              <w:t>17.5</w:t>
+            </w:r>
+          </w:p>
+        </w:tc>
+      </w:tr>
+      <w:tr>
+        <w:tc>
+          <w:tcPr>
+            <w:tcW w:type="dxa" w:w="2880"/>
+          </w:tcPr>
+          <w:p>
+            <w:r>
+              <w:rPr>
+                <w:sz w:val="20"/>
+              </w:rPr>
+              <w:t>2023 total population</w:t>
+            </w:r>
+          </w:p>
+        </w:tc>
+        <w:tc>
+          <w:tcPr>
+            <w:tcW w:type="dxa" w:w="2880"/>
+          </w:tcPr>
+          <w:p>
+            <w:r>
+              <w:rPr>
+                <w:sz w:val="20"/>
+              </w:rPr>
+              <w:t>4.58</w:t>
+            </w:r>
+          </w:p>
+        </w:tc>
+        <w:tc>
+          <w:tcPr>
+            <w:tcW w:type="dxa" w:w="2880"/>
+          </w:tcPr>
+          <w:p>
+            <w:r>
+              <w:rPr>
+                <w:sz w:val="20"/>
+              </w:rPr>
+              <w:t>20.8</w:t>
+            </w:r>
+          </w:p>
+        </w:tc>
+      </w:tr>
+    </w:tbl>
+    <w:p/>
+    <w:p>
+      <w:pPr>
+        <w:pStyle w:val="Heading2"/>
+      </w:pPr>
+      <w:r>
+        <w:t>Supplementary Table S2. One-way sensitivity analysis</w:t>
+      </w:r>
+    </w:p>
+    <w:tbl>
+      <w:tblPr>
+        <w:tblStyle w:val="TableGrid"/>
+        <w:tblW w:type="auto" w:w="0"/>
+        <w:tblLook w:firstColumn="1" w:firstRow="1" w:lastColumn="0" w:lastRow="0" w:noHBand="0" w:noVBand="1" w:val="04A0"/>
+      </w:tblPr>
+      <w:tblGrid>
+        <w:gridCol w:w="1728"/>
+        <w:gridCol w:w="1728"/>
+        <w:gridCol w:w="1728"/>
+        <w:gridCol w:w="1728"/>
+        <w:gridCol w:w="1728"/>
+      </w:tblGrid>
+      <w:tr>
+        <w:tc>
+          <w:tcPr>
+            <w:tcW w:type="dxa" w:w="1728"/>
+          </w:tcPr>
+          <w:p>
+            <w:r>
+              <w:rPr>
+                <w:b/>
+                <w:sz w:val="20"/>
+              </w:rPr>
+              <w:t>Parameter</w:t>
+            </w:r>
+          </w:p>
+        </w:tc>
+        <w:tc>
+          <w:tcPr>
+            <w:tcW w:type="dxa" w:w="1728"/>
+          </w:tcPr>
+          <w:p>
+            <w:r>
+              <w:rPr>
+                <w:b/>
+                <w:sz w:val="20"/>
+              </w:rPr>
+              <w:t>Value</w:t>
+            </w:r>
+          </w:p>
+        </w:tc>
+        <w:tc>
+          <w:tcPr>
+            <w:tcW w:type="dxa" w:w="1728"/>
+          </w:tcPr>
+          <w:p>
+            <w:r>
+              <w:rPr>
+                <w:b/>
+                <w:sz w:val="20"/>
+              </w:rPr>
+              <w:t>Aggregate PPV (%)</w:t>
+            </w:r>
+          </w:p>
+        </w:tc>
+        <w:tc>
+          <w:tcPr>
+            <w:tcW w:type="dxa" w:w="1728"/>
+          </w:tcPr>
+          <w:p>
+            <w:r>
+              <w:rPr>
+                <w:b/>
+                <w:sz w:val="20"/>
+              </w:rPr>
+              <w:t>Max capacity utilisation (%)</w:t>
+            </w:r>
+          </w:p>
+        </w:tc>
+        <w:tc>
+          <w:tcPr>
+            <w:tcW w:type="dxa" w:w="1728"/>
+          </w:tcPr>
+          <w:p>
+            <w:r>
+              <w:rPr>
+                <w:b/>
+                <w:sz w:val="20"/>
+              </w:rPr>
+              <w:t>Total visits</w:t>
+            </w:r>
+          </w:p>
+        </w:tc>
+      </w:tr>
+      <w:tr>
+        <w:tc>
+          <w:tcPr>
+            <w:tcW w:type="dxa" w:w="1728"/>
+          </w:tcPr>
+          <w:p>
+            <w:r>
+              <w:rPr>
+                <w:sz w:val="20"/>
+              </w:rPr>
+              <w:t>specificity</w:t>
+            </w:r>
+          </w:p>
+        </w:tc>
+        <w:tc>
+          <w:tcPr>
+            <w:tcW w:type="dxa" w:w="1728"/>
+          </w:tcPr>
+          <w:p>
+            <w:r>
+              <w:rPr>
+                <w:sz w:val="20"/>
+              </w:rPr>
+              <w:t>0.950</w:t>
+            </w:r>
+          </w:p>
+        </w:tc>
+        <w:tc>
+          <w:tcPr>
+            <w:tcW w:type="dxa" w:w="1728"/>
+          </w:tcPr>
+          <w:p>
+            <w:r>
+              <w:rPr>
+                <w:sz w:val="20"/>
+              </w:rPr>
+              <w:t>0.95</w:t>
+            </w:r>
+          </w:p>
+        </w:tc>
+        <w:tc>
+          <w:tcPr>
+            <w:tcW w:type="dxa" w:w="1728"/>
+          </w:tcPr>
+          <w:p>
+            <w:r>
+              <w:rPr>
+                <w:sz w:val="20"/>
+              </w:rPr>
+              <w:t>761.4</w:t>
+            </w:r>
+          </w:p>
+        </w:tc>
+        <w:tc>
+          <w:tcPr>
+            <w:tcW w:type="dxa" w:w="1728"/>
+          </w:tcPr>
+          <w:p>
+            <w:r>
+              <w:rPr>
+                <w:sz w:val="20"/>
+              </w:rPr>
+              <w:t>93922.9</w:t>
+            </w:r>
+          </w:p>
+        </w:tc>
+      </w:tr>
+      <w:tr>
+        <w:tc>
+          <w:tcPr>
+            <w:tcW w:type="dxa" w:w="1728"/>
+          </w:tcPr>
+          <w:p>
+            <w:r>
+              <w:rPr>
+                <w:sz w:val="20"/>
+              </w:rPr>
+              <w:t>specificity</w:t>
+            </w:r>
+          </w:p>
+        </w:tc>
+        <w:tc>
+          <w:tcPr>
+            <w:tcW w:type="dxa" w:w="1728"/>
+          </w:tcPr>
+          <w:p>
+            <w:r>
+              <w:rPr>
+                <w:sz w:val="20"/>
+              </w:rPr>
+              <w:t>0.980</w:t>
+            </w:r>
+          </w:p>
+        </w:tc>
+        <w:tc>
+          <w:tcPr>
+            <w:tcW w:type="dxa" w:w="1728"/>
+          </w:tcPr>
+          <w:p>
+            <w:r>
+              <w:rPr>
+                <w:sz w:val="20"/>
+              </w:rPr>
+              <w:t>2.34</w:t>
+            </w:r>
+          </w:p>
+        </w:tc>
+        <w:tc>
+          <w:tcPr>
+            <w:tcW w:type="dxa" w:w="1728"/>
+          </w:tcPr>
+          <w:p>
+            <w:r>
+              <w:rPr>
+                <w:sz w:val="20"/>
+              </w:rPr>
+              <w:t>312.8</w:t>
+            </w:r>
+          </w:p>
+        </w:tc>
+        <w:tc>
+          <w:tcPr>
+            <w:tcW w:type="dxa" w:w="1728"/>
+          </w:tcPr>
+          <w:p>
+            <w:r>
+              <w:rPr>
+                <w:sz w:val="20"/>
+              </w:rPr>
+              <w:t>38385.8</w:t>
+            </w:r>
+          </w:p>
+        </w:tc>
+      </w:tr>
+      <w:tr>
+        <w:tc>
+          <w:tcPr>
+            <w:tcW w:type="dxa" w:w="1728"/>
+          </w:tcPr>
+          <w:p>
+            <w:r>
+              <w:rPr>
+                <w:sz w:val="20"/>
+              </w:rPr>
+              <w:t>specificity</w:t>
+            </w:r>
+          </w:p>
+        </w:tc>
+        <w:tc>
+          <w:tcPr>
+            <w:tcW w:type="dxa" w:w="1728"/>
+          </w:tcPr>
+          <w:p>
+            <w:r>
+              <w:rPr>
+                <w:sz w:val="20"/>
+              </w:rPr>
+              <w:t>0.990</w:t>
+            </w:r>
+          </w:p>
+        </w:tc>
+        <w:tc>
+          <w:tcPr>
+            <w:tcW w:type="dxa" w:w="1728"/>
+          </w:tcPr>
+          <w:p>
+            <w:r>
+              <w:rPr>
+                <w:sz w:val="20"/>
+              </w:rPr>
+              <w:t>4.58</w:t>
+            </w:r>
+          </w:p>
+        </w:tc>
+        <w:tc>
+          <w:tcPr>
+            <w:tcW w:type="dxa" w:w="1728"/>
+          </w:tcPr>
+          <w:p>
+            <w:r>
+              <w:rPr>
+                <w:sz w:val="20"/>
+              </w:rPr>
+              <w:t>163.2</w:t>
+            </w:r>
+          </w:p>
+        </w:tc>
+        <w:tc>
+          <w:tcPr>
+            <w:tcW w:type="dxa" w:w="1728"/>
+          </w:tcPr>
+          <w:p>
+            <w:r>
+              <w:rPr>
+                <w:sz w:val="20"/>
+              </w:rPr>
+              <w:t>19873.4</w:t>
+            </w:r>
+          </w:p>
+        </w:tc>
+      </w:tr>
+      <w:tr>
+        <w:tc>
+          <w:tcPr>
+            <w:tcW w:type="dxa" w:w="1728"/>
+          </w:tcPr>
+          <w:p>
+            <w:r>
+              <w:rPr>
+                <w:sz w:val="20"/>
+              </w:rPr>
+              <w:t>specificity</w:t>
+            </w:r>
+          </w:p>
+        </w:tc>
+        <w:tc>
+          <w:tcPr>
+            <w:tcW w:type="dxa" w:w="1728"/>
+          </w:tcPr>
+          <w:p>
+            <w:r>
+              <w:rPr>
+                <w:sz w:val="20"/>
+              </w:rPr>
+              <w:t>0.995</w:t>
+            </w:r>
+          </w:p>
+        </w:tc>
+        <w:tc>
+          <w:tcPr>
+            <w:tcW w:type="dxa" w:w="1728"/>
+          </w:tcPr>
+          <w:p>
+            <w:r>
+              <w:rPr>
+                <w:sz w:val="20"/>
+              </w:rPr>
+              <w:t>8.75</w:t>
+            </w:r>
+          </w:p>
+        </w:tc>
+        <w:tc>
+          <w:tcPr>
+            <w:tcW w:type="dxa" w:w="1728"/>
+          </w:tcPr>
+          <w:p>
+            <w:r>
+              <w:rPr>
+                <w:sz w:val="20"/>
+              </w:rPr>
+              <w:t>88.4</w:t>
+            </w:r>
+          </w:p>
+        </w:tc>
+        <w:tc>
+          <w:tcPr>
+            <w:tcW w:type="dxa" w:w="1728"/>
+          </w:tcPr>
+          <w:p>
+            <w:r>
+              <w:rPr>
+                <w:sz w:val="20"/>
+              </w:rPr>
+              <w:t>10617.2</w:t>
+            </w:r>
+          </w:p>
+        </w:tc>
+      </w:tr>
+      <w:tr>
+        <w:tc>
+          <w:tcPr>
+            <w:tcW w:type="dxa" w:w="1728"/>
+          </w:tcPr>
+          <w:p>
+            <w:r>
+              <w:rPr>
+                <w:sz w:val="20"/>
+              </w:rPr>
+              <w:t>specificity</w:t>
+            </w:r>
+          </w:p>
+        </w:tc>
+        <w:tc>
+          <w:tcPr>
+            <w:tcW w:type="dxa" w:w="1728"/>
+          </w:tcPr>
+          <w:p>
+            <w:r>
+              <w:rPr>
+                <w:sz w:val="20"/>
+              </w:rPr>
+              <w:t>0.999</w:t>
+            </w:r>
+          </w:p>
+        </w:tc>
+        <w:tc>
+          <w:tcPr>
+            <w:tcW w:type="dxa" w:w="1728"/>
+          </w:tcPr>
+          <w:p>
+            <w:r>
+              <w:rPr>
+                <w:sz w:val="20"/>
+              </w:rPr>
+              <w:t>32.42</w:t>
+            </w:r>
+          </w:p>
+        </w:tc>
+        <w:tc>
+          <w:tcPr>
+            <w:tcW w:type="dxa" w:w="1728"/>
+          </w:tcPr>
+          <w:p>
+            <w:r>
+              <w:rPr>
+                <w:sz w:val="20"/>
+              </w:rPr>
+              <w:t>28.6</w:t>
+            </w:r>
+          </w:p>
+        </w:tc>
+        <w:tc>
+          <w:tcPr>
+            <w:tcW w:type="dxa" w:w="1728"/>
+          </w:tcPr>
+          <w:p>
+            <w:r>
+              <w:rPr>
+                <w:sz w:val="20"/>
+              </w:rPr>
+              <w:t>3212.3</w:t>
+            </w:r>
+          </w:p>
+        </w:tc>
+      </w:tr>
+      <w:tr>
+        <w:tc>
+          <w:tcPr>
+            <w:tcW w:type="dxa" w:w="1728"/>
+          </w:tcPr>
+          <w:p>
+            <w:r>
+              <w:rPr>
+                <w:sz w:val="20"/>
+              </w:rPr>
+              <w:t>follow_up_rate</w:t>
+            </w:r>
+          </w:p>
+        </w:tc>
+        <w:tc>
+          <w:tcPr>
+            <w:tcW w:type="dxa" w:w="1728"/>
+          </w:tcPr>
+          <w:p>
+            <w:r>
+              <w:rPr>
+                <w:sz w:val="20"/>
+              </w:rPr>
+              <w:t>0.100</w:t>
+            </w:r>
+          </w:p>
+        </w:tc>
+        <w:tc>
+          <w:tcPr>
+            <w:tcW w:type="dxa" w:w="1728"/>
+          </w:tcPr>
+          <w:p>
+            <w:r>
+              <w:rPr>
+                <w:sz w:val="20"/>
+              </w:rPr>
+              <w:t>4.58</w:t>
+            </w:r>
+          </w:p>
+        </w:tc>
+        <w:tc>
+          <w:tcPr>
+            <w:tcW w:type="dxa" w:w="1728"/>
+          </w:tcPr>
+          <w:p>
+            <w:r>
+              <w:rPr>
+                <w:sz w:val="20"/>
+              </w:rPr>
+              <w:t>32.6</w:t>
+            </w:r>
+          </w:p>
+        </w:tc>
+        <w:tc>
+          <w:tcPr>
+            <w:tcW w:type="dxa" w:w="1728"/>
+          </w:tcPr>
+          <w:p>
+            <w:r>
+              <w:rPr>
+                <w:sz w:val="20"/>
+              </w:rPr>
+              <w:t>3974.7</w:t>
+            </w:r>
+          </w:p>
+        </w:tc>
+      </w:tr>
+      <w:tr>
+        <w:tc>
+          <w:tcPr>
+            <w:tcW w:type="dxa" w:w="1728"/>
+          </w:tcPr>
+          <w:p>
+            <w:r>
+              <w:rPr>
+                <w:sz w:val="20"/>
+              </w:rPr>
+              <w:t>follow_up_rate</w:t>
+            </w:r>
+          </w:p>
+        </w:tc>
+        <w:tc>
+          <w:tcPr>
+            <w:tcW w:type="dxa" w:w="1728"/>
+          </w:tcPr>
+          <w:p>
+            <w:r>
+              <w:rPr>
+                <w:sz w:val="20"/>
+              </w:rPr>
+              <w:t>0.300</w:t>
+            </w:r>
+          </w:p>
+        </w:tc>
+        <w:tc>
+          <w:tcPr>
+            <w:tcW w:type="dxa" w:w="1728"/>
+          </w:tcPr>
+          <w:p>
+            <w:r>
+              <w:rPr>
+                <w:sz w:val="20"/>
+              </w:rPr>
+              <w:t>4.58</w:t>
+            </w:r>
+          </w:p>
+        </w:tc>
+        <w:tc>
+          <w:tcPr>
+            <w:tcW w:type="dxa" w:w="1728"/>
+          </w:tcPr>
+          <w:p>
+            <w:r>
+              <w:rPr>
+                <w:sz w:val="20"/>
+              </w:rPr>
+              <w:t>97.9</w:t>
+            </w:r>
+          </w:p>
+        </w:tc>
+        <w:tc>
+          <w:tcPr>
+            <w:tcW w:type="dxa" w:w="1728"/>
+          </w:tcPr>
+          <w:p>
+            <w:r>
+              <w:rPr>
+                <w:sz w:val="20"/>
+              </w:rPr>
+              <w:t>11924.0</w:t>
+            </w:r>
+          </w:p>
+        </w:tc>
+      </w:tr>
+      <w:tr>
+        <w:tc>
+          <w:tcPr>
+            <w:tcW w:type="dxa" w:w="1728"/>
+          </w:tcPr>
+          <w:p>
+            <w:r>
+              <w:rPr>
+                <w:sz w:val="20"/>
+              </w:rPr>
+              <w:t>follow_up_rate</w:t>
+            </w:r>
+          </w:p>
+        </w:tc>
+        <w:tc>
+          <w:tcPr>
+            <w:tcW w:type="dxa" w:w="1728"/>
+          </w:tcPr>
+          <w:p>
+            <w:r>
+              <w:rPr>
+                <w:sz w:val="20"/>
+              </w:rPr>
+              <w:t>0.500</w:t>
+            </w:r>
+          </w:p>
+        </w:tc>
+        <w:tc>
+          <w:tcPr>
+            <w:tcW w:type="dxa" w:w="1728"/>
+          </w:tcPr>
+          <w:p>
+            <w:r>
+              <w:rPr>
+                <w:sz w:val="20"/>
+              </w:rPr>
+              <w:t>4.58</w:t>
+            </w:r>
+          </w:p>
+        </w:tc>
+        <w:tc>
+          <w:tcPr>
+            <w:tcW w:type="dxa" w:w="1728"/>
+          </w:tcPr>
+          <w:p>
+            <w:r>
+              <w:rPr>
+                <w:sz w:val="20"/>
+              </w:rPr>
+              <w:t>163.2</w:t>
+            </w:r>
+          </w:p>
+        </w:tc>
+        <w:tc>
+          <w:tcPr>
+            <w:tcW w:type="dxa" w:w="1728"/>
+          </w:tcPr>
+          <w:p>
+            <w:r>
+              <w:rPr>
+                <w:sz w:val="20"/>
+              </w:rPr>
+              <w:t>19873.4</w:t>
+            </w:r>
+          </w:p>
+        </w:tc>
+      </w:tr>
+      <w:tr>
+        <w:tc>
+          <w:tcPr>
+            <w:tcW w:type="dxa" w:w="1728"/>
+          </w:tcPr>
+          <w:p>
+            <w:r>
+              <w:rPr>
+                <w:sz w:val="20"/>
+              </w:rPr>
+              <w:t>follow_up_rate</w:t>
+            </w:r>
+          </w:p>
+        </w:tc>
+        <w:tc>
+          <w:tcPr>
+            <w:tcW w:type="dxa" w:w="1728"/>
+          </w:tcPr>
+          <w:p>
+            <w:r>
+              <w:rPr>
+                <w:sz w:val="20"/>
+              </w:rPr>
+              <w:t>0.700</w:t>
+            </w:r>
+          </w:p>
+        </w:tc>
+        <w:tc>
+          <w:tcPr>
+            <w:tcW w:type="dxa" w:w="1728"/>
+          </w:tcPr>
+          <w:p>
+            <w:r>
+              <w:rPr>
+                <w:sz w:val="20"/>
+              </w:rPr>
+              <w:t>4.58</w:t>
+            </w:r>
+          </w:p>
+        </w:tc>
+        <w:tc>
+          <w:tcPr>
+            <w:tcW w:type="dxa" w:w="1728"/>
+          </w:tcPr>
+          <w:p>
+            <w:r>
+              <w:rPr>
+                <w:sz w:val="20"/>
+              </w:rPr>
+              <w:t>228.5</w:t>
+            </w:r>
+          </w:p>
+        </w:tc>
+        <w:tc>
+          <w:tcPr>
+            <w:tcW w:type="dxa" w:w="1728"/>
+          </w:tcPr>
+          <w:p>
+            <w:r>
+              <w:rPr>
+                <w:sz w:val="20"/>
+              </w:rPr>
+              <w:t>27822.8</w:t>
+            </w:r>
+          </w:p>
+        </w:tc>
+      </w:tr>
+      <w:tr>
+        <w:tc>
+          <w:tcPr>
+            <w:tcW w:type="dxa" w:w="1728"/>
+          </w:tcPr>
+          <w:p>
+            <w:r>
+              <w:rPr>
+                <w:sz w:val="20"/>
+              </w:rPr>
+              <w:t>follow_up_rate</w:t>
+            </w:r>
+          </w:p>
+        </w:tc>
+        <w:tc>
+          <w:tcPr>
+            <w:tcW w:type="dxa" w:w="1728"/>
+          </w:tcPr>
+          <w:p>
+            <w:r>
+              <w:rPr>
+                <w:sz w:val="20"/>
+              </w:rPr>
+              <w:t>0.900</w:t>
+            </w:r>
+          </w:p>
+        </w:tc>
+        <w:tc>
+          <w:tcPr>
+            <w:tcW w:type="dxa" w:w="1728"/>
+          </w:tcPr>
+          <w:p>
+            <w:r>
+              <w:rPr>
+                <w:sz w:val="20"/>
+              </w:rPr>
+              <w:t>4.58</w:t>
+            </w:r>
+          </w:p>
+        </w:tc>
+        <w:tc>
+          <w:tcPr>
+            <w:tcW w:type="dxa" w:w="1728"/>
+          </w:tcPr>
+          <w:p>
+            <w:r>
+              <w:rPr>
+                <w:sz w:val="20"/>
+              </w:rPr>
+              <w:t>293.8</w:t>
+            </w:r>
+          </w:p>
+        </w:tc>
+        <w:tc>
+          <w:tcPr>
+            <w:tcW w:type="dxa" w:w="1728"/>
+          </w:tcPr>
+          <w:p>
+            <w:r>
+              <w:rPr>
+                <w:sz w:val="20"/>
+              </w:rPr>
+              <w:t>35772.1</w:t>
+            </w:r>
+          </w:p>
+        </w:tc>
+      </w:tr>
+      <w:tr>
+        <w:tc>
+          <w:tcPr>
+            <w:tcW w:type="dxa" w:w="1728"/>
+          </w:tcPr>
+          <w:p>
+            <w:r>
+              <w:rPr>
+                <w:sz w:val="20"/>
+              </w:rPr>
+              <w:t>available_share</w:t>
+            </w:r>
+          </w:p>
+        </w:tc>
+        <w:tc>
+          <w:tcPr>
+            <w:tcW w:type="dxa" w:w="1728"/>
+          </w:tcPr>
+          <w:p>
+            <w:r>
+              <w:rPr>
+                <w:sz w:val="20"/>
+              </w:rPr>
+              <w:t>0.050</w:t>
+            </w:r>
+          </w:p>
+        </w:tc>
+        <w:tc>
+          <w:tcPr>
+            <w:tcW w:type="dxa" w:w="1728"/>
+          </w:tcPr>
+          <w:p>
+            <w:r>
+              <w:rPr>
+                <w:sz w:val="20"/>
+              </w:rPr>
+              <w:t>4.58</w:t>
+            </w:r>
+          </w:p>
+        </w:tc>
+        <w:tc>
+          <w:tcPr>
+            <w:tcW w:type="dxa" w:w="1728"/>
+          </w:tcPr>
+          <w:p>
+            <w:r>
+              <w:rPr>
+                <w:sz w:val="20"/>
+              </w:rPr>
+              <w:t>652.9</w:t>
+            </w:r>
+          </w:p>
+        </w:tc>
+        <w:tc>
+          <w:tcPr>
+            <w:tcW w:type="dxa" w:w="1728"/>
+          </w:tcPr>
+          <w:p>
+            <w:r>
+              <w:rPr>
+                <w:sz w:val="20"/>
+              </w:rPr>
+              <w:t>19873.4</w:t>
+            </w:r>
+          </w:p>
+        </w:tc>
+      </w:tr>
+      <w:tr>
+        <w:tc>
+          <w:tcPr>
+            <w:tcW w:type="dxa" w:w="1728"/>
+          </w:tcPr>
+          <w:p>
+            <w:r>
+              <w:rPr>
+                <w:sz w:val="20"/>
+              </w:rPr>
+              <w:t>available_share</w:t>
+            </w:r>
+          </w:p>
+        </w:tc>
+        <w:tc>
+          <w:tcPr>
+            <w:tcW w:type="dxa" w:w="1728"/>
+          </w:tcPr>
+          <w:p>
+            <w:r>
+              <w:rPr>
+                <w:sz w:val="20"/>
+              </w:rPr>
+              <w:t>0.100</w:t>
+            </w:r>
+          </w:p>
+        </w:tc>
+        <w:tc>
+          <w:tcPr>
+            <w:tcW w:type="dxa" w:w="1728"/>
+          </w:tcPr>
+          <w:p>
+            <w:r>
+              <w:rPr>
+                <w:sz w:val="20"/>
+              </w:rPr>
+              <w:t>4.58</w:t>
+            </w:r>
+          </w:p>
+        </w:tc>
+        <w:tc>
+          <w:tcPr>
+            <w:tcW w:type="dxa" w:w="1728"/>
+          </w:tcPr>
+          <w:p>
+            <w:r>
+              <w:rPr>
+                <w:sz w:val="20"/>
+              </w:rPr>
+              <w:t>326.4</w:t>
+            </w:r>
+          </w:p>
+        </w:tc>
+        <w:tc>
+          <w:tcPr>
+            <w:tcW w:type="dxa" w:w="1728"/>
+          </w:tcPr>
+          <w:p>
+            <w:r>
+              <w:rPr>
+                <w:sz w:val="20"/>
+              </w:rPr>
+              <w:t>19873.4</w:t>
+            </w:r>
+          </w:p>
+        </w:tc>
+      </w:tr>
+      <w:tr>
+        <w:tc>
+          <w:tcPr>
+            <w:tcW w:type="dxa" w:w="1728"/>
+          </w:tcPr>
+          <w:p>
+            <w:r>
+              <w:rPr>
+                <w:sz w:val="20"/>
+              </w:rPr>
+              <w:t>available_share</w:t>
+            </w:r>
+          </w:p>
+        </w:tc>
+        <w:tc>
+          <w:tcPr>
+            <w:tcW w:type="dxa" w:w="1728"/>
+          </w:tcPr>
+          <w:p>
+            <w:r>
+              <w:rPr>
+                <w:sz w:val="20"/>
+              </w:rPr>
+              <w:t>0.200</w:t>
+            </w:r>
+          </w:p>
+        </w:tc>
+        <w:tc>
+          <w:tcPr>
+            <w:tcW w:type="dxa" w:w="1728"/>
+          </w:tcPr>
+          <w:p>
+            <w:r>
+              <w:rPr>
+                <w:sz w:val="20"/>
+              </w:rPr>
+              <w:t>4.58</w:t>
+            </w:r>
+          </w:p>
+        </w:tc>
+        <w:tc>
+          <w:tcPr>
+            <w:tcW w:type="dxa" w:w="1728"/>
+          </w:tcPr>
+          <w:p>
+            <w:r>
+              <w:rPr>
+                <w:sz w:val="20"/>
+              </w:rPr>
+              <w:t>163.2</w:t>
+            </w:r>
+          </w:p>
+        </w:tc>
+        <w:tc>
+          <w:tcPr>
+            <w:tcW w:type="dxa" w:w="1728"/>
+          </w:tcPr>
+          <w:p>
+            <w:r>
+              <w:rPr>
+                <w:sz w:val="20"/>
+              </w:rPr>
+              <w:t>19873.4</w:t>
+            </w:r>
+          </w:p>
+        </w:tc>
+      </w:tr>
+      <w:tr>
+        <w:tc>
+          <w:tcPr>
+            <w:tcW w:type="dxa" w:w="1728"/>
+          </w:tcPr>
+          <w:p>
+            <w:r>
+              <w:rPr>
+                <w:sz w:val="20"/>
+              </w:rPr>
+              <w:t>available_share</w:t>
+            </w:r>
+          </w:p>
+        </w:tc>
+        <w:tc>
+          <w:tcPr>
+            <w:tcW w:type="dxa" w:w="1728"/>
+          </w:tcPr>
+          <w:p>
+            <w:r>
+              <w:rPr>
+                <w:sz w:val="20"/>
+              </w:rPr>
+              <w:t>0.300</w:t>
+            </w:r>
+          </w:p>
+        </w:tc>
+        <w:tc>
+          <w:tcPr>
+            <w:tcW w:type="dxa" w:w="1728"/>
+          </w:tcPr>
+          <w:p>
+            <w:r>
+              <w:rPr>
+                <w:sz w:val="20"/>
+              </w:rPr>
+              <w:t>4.58</w:t>
+            </w:r>
+          </w:p>
+        </w:tc>
+        <w:tc>
+          <w:tcPr>
+            <w:tcW w:type="dxa" w:w="1728"/>
+          </w:tcPr>
+          <w:p>
+            <w:r>
+              <w:rPr>
+                <w:sz w:val="20"/>
+              </w:rPr>
+              <w:t>108.8</w:t>
+            </w:r>
+          </w:p>
+        </w:tc>
+        <w:tc>
+          <w:tcPr>
+            <w:tcW w:type="dxa" w:w="1728"/>
+          </w:tcPr>
+          <w:p>
+            <w:r>
+              <w:rPr>
+                <w:sz w:val="20"/>
+              </w:rPr>
+              <w:t>19873.4</w:t>
+            </w:r>
+          </w:p>
+        </w:tc>
+      </w:tr>
+      <w:tr>
+        <w:tc>
+          <w:tcPr>
+            <w:tcW w:type="dxa" w:w="1728"/>
+          </w:tcPr>
+          <w:p>
+            <w:r>
+              <w:rPr>
+                <w:sz w:val="20"/>
+              </w:rPr>
+              <w:t>available_share</w:t>
+            </w:r>
+          </w:p>
+        </w:tc>
+        <w:tc>
+          <w:tcPr>
+            <w:tcW w:type="dxa" w:w="1728"/>
+          </w:tcPr>
+          <w:p>
+            <w:r>
+              <w:rPr>
+                <w:sz w:val="20"/>
+              </w:rPr>
+              <w:t>0.500</w:t>
+            </w:r>
+          </w:p>
+        </w:tc>
+        <w:tc>
+          <w:tcPr>
+            <w:tcW w:type="dxa" w:w="1728"/>
+          </w:tcPr>
+          <w:p>
+            <w:r>
+              <w:rPr>
+                <w:sz w:val="20"/>
+              </w:rPr>
+              <w:t>4.58</w:t>
+            </w:r>
+          </w:p>
+        </w:tc>
+        <w:tc>
+          <w:tcPr>
+            <w:tcW w:type="dxa" w:w="1728"/>
+          </w:tcPr>
+          <w:p>
+            <w:r>
+              <w:rPr>
+                <w:sz w:val="20"/>
+              </w:rPr>
+              <w:t>65.3</w:t>
+            </w:r>
+          </w:p>
+        </w:tc>
+        <w:tc>
+          <w:tcPr>
+            <w:tcW w:type="dxa" w:w="1728"/>
+          </w:tcPr>
+          <w:p>
+            <w:r>
+              <w:rPr>
+                <w:sz w:val="20"/>
+              </w:rPr>
+              <w:t>19873.4</w:t>
+            </w:r>
+          </w:p>
+        </w:tc>
+      </w:tr>
+      <w:tr>
+        <w:tc>
+          <w:tcPr>
+            <w:tcW w:type="dxa" w:w="1728"/>
+          </w:tcPr>
+          <w:p>
+            <w:r>
+              <w:rPr>
+                <w:sz w:val="20"/>
+              </w:rPr>
+              <w:t>sensitivity</w:t>
+            </w:r>
+          </w:p>
+        </w:tc>
+        <w:tc>
+          <w:tcPr>
+            <w:tcW w:type="dxa" w:w="1728"/>
+          </w:tcPr>
+          <w:p>
+            <w:r>
+              <w:rPr>
+                <w:sz w:val="20"/>
+              </w:rPr>
+              <w:t>0.500</w:t>
+            </w:r>
+          </w:p>
+        </w:tc>
+        <w:tc>
+          <w:tcPr>
+            <w:tcW w:type="dxa" w:w="1728"/>
+          </w:tcPr>
+          <w:p>
+            <w:r>
+              <w:rPr>
+                <w:sz w:val="20"/>
+              </w:rPr>
+              <w:t>3.31</w:t>
+            </w:r>
+          </w:p>
+        </w:tc>
+        <w:tc>
+          <w:tcPr>
+            <w:tcW w:type="dxa" w:w="1728"/>
+          </w:tcPr>
+          <w:p>
+            <w:r>
+              <w:rPr>
+                <w:sz w:val="20"/>
+              </w:rPr>
+              <w:t>159.3</w:t>
+            </w:r>
+          </w:p>
+        </w:tc>
+        <w:tc>
+          <w:tcPr>
+            <w:tcW w:type="dxa" w:w="1728"/>
+          </w:tcPr>
+          <w:p>
+            <w:r>
+              <w:rPr>
+                <w:sz w:val="20"/>
+              </w:rPr>
+              <w:t>19484.5</w:t>
+            </w:r>
+          </w:p>
+        </w:tc>
+      </w:tr>
+      <w:tr>
+        <w:tc>
+          <w:tcPr>
+            <w:tcW w:type="dxa" w:w="1728"/>
+          </w:tcPr>
+          <w:p>
+            <w:r>
+              <w:rPr>
+                <w:sz w:val="20"/>
+              </w:rPr>
+              <w:t>sensitivity</w:t>
+            </w:r>
+          </w:p>
+        </w:tc>
+        <w:tc>
+          <w:tcPr>
+            <w:tcW w:type="dxa" w:w="1728"/>
+          </w:tcPr>
+          <w:p>
+            <w:r>
+              <w:rPr>
+                <w:sz w:val="20"/>
+              </w:rPr>
+              <w:t>0.600</w:t>
+            </w:r>
+          </w:p>
+        </w:tc>
+        <w:tc>
+          <w:tcPr>
+            <w:tcW w:type="dxa" w:w="1728"/>
+          </w:tcPr>
+          <w:p>
+            <w:r>
+              <w:rPr>
+                <w:sz w:val="20"/>
+              </w:rPr>
+              <w:t>3.95</w:t>
+            </w:r>
+          </w:p>
+        </w:tc>
+        <w:tc>
+          <w:tcPr>
+            <w:tcW w:type="dxa" w:w="1728"/>
+          </w:tcPr>
+          <w:p>
+            <w:r>
+              <w:rPr>
+                <w:sz w:val="20"/>
+              </w:rPr>
+              <w:t>161.3</w:t>
+            </w:r>
+          </w:p>
+        </w:tc>
+        <w:tc>
+          <w:tcPr>
+            <w:tcW w:type="dxa" w:w="1728"/>
+          </w:tcPr>
+          <w:p>
+            <w:r>
+              <w:rPr>
+                <w:sz w:val="20"/>
+              </w:rPr>
+              <w:t>19679.0</w:t>
+            </w:r>
+          </w:p>
+        </w:tc>
+      </w:tr>
+      <w:tr>
+        <w:tc>
+          <w:tcPr>
+            <w:tcW w:type="dxa" w:w="1728"/>
+          </w:tcPr>
+          <w:p>
+            <w:r>
+              <w:rPr>
+                <w:sz w:val="20"/>
+              </w:rPr>
+              <w:t>sensitivity</w:t>
+            </w:r>
+          </w:p>
+        </w:tc>
+        <w:tc>
+          <w:tcPr>
+            <w:tcW w:type="dxa" w:w="1728"/>
+          </w:tcPr>
+          <w:p>
+            <w:r>
+              <w:rPr>
+                <w:sz w:val="20"/>
+              </w:rPr>
+              <w:t>0.700</w:t>
+            </w:r>
+          </w:p>
+        </w:tc>
+        <w:tc>
+          <w:tcPr>
+            <w:tcW w:type="dxa" w:w="1728"/>
+          </w:tcPr>
+          <w:p>
+            <w:r>
+              <w:rPr>
+                <w:sz w:val="20"/>
+              </w:rPr>
+              <w:t>4.58</w:t>
+            </w:r>
+          </w:p>
+        </w:tc>
+        <w:tc>
+          <w:tcPr>
+            <w:tcW w:type="dxa" w:w="1728"/>
+          </w:tcPr>
+          <w:p>
+            <w:r>
+              <w:rPr>
+                <w:sz w:val="20"/>
+              </w:rPr>
+              <w:t>163.2</w:t>
+            </w:r>
+          </w:p>
+        </w:tc>
+        <w:tc>
+          <w:tcPr>
+            <w:tcW w:type="dxa" w:w="1728"/>
+          </w:tcPr>
+          <w:p>
+            <w:r>
+              <w:rPr>
+                <w:sz w:val="20"/>
+              </w:rPr>
+              <w:t>19873.4</w:t>
+            </w:r>
+          </w:p>
+        </w:tc>
+      </w:tr>
+      <w:tr>
+        <w:tc>
+          <w:tcPr>
+            <w:tcW w:type="dxa" w:w="1728"/>
+          </w:tcPr>
+          <w:p>
+            <w:r>
+              <w:rPr>
+                <w:sz w:val="20"/>
+              </w:rPr>
+              <w:t>sensitivity</w:t>
+            </w:r>
+          </w:p>
+        </w:tc>
+        <w:tc>
+          <w:tcPr>
+            <w:tcW w:type="dxa" w:w="1728"/>
+          </w:tcPr>
+          <w:p>
+            <w:r>
+              <w:rPr>
+                <w:sz w:val="20"/>
+              </w:rPr>
+              <w:t>0.800</w:t>
+            </w:r>
+          </w:p>
+        </w:tc>
+        <w:tc>
+          <w:tcPr>
+            <w:tcW w:type="dxa" w:w="1728"/>
+          </w:tcPr>
+          <w:p>
+            <w:r>
+              <w:rPr>
+                <w:sz w:val="20"/>
+              </w:rPr>
+              <w:t>5.20</w:t>
+            </w:r>
+          </w:p>
+        </w:tc>
+        <w:tc>
+          <w:tcPr>
+            <w:tcW w:type="dxa" w:w="1728"/>
+          </w:tcPr>
+          <w:p>
+            <w:r>
+              <w:rPr>
+                <w:sz w:val="20"/>
+              </w:rPr>
+              <w:t>165.2</w:t>
+            </w:r>
+          </w:p>
+        </w:tc>
+        <w:tc>
+          <w:tcPr>
+            <w:tcW w:type="dxa" w:w="1728"/>
+          </w:tcPr>
+          <w:p>
+            <w:r>
+              <w:rPr>
+                <w:sz w:val="20"/>
+              </w:rPr>
+              <w:t>20067.8</w:t>
+            </w:r>
+          </w:p>
+        </w:tc>
+      </w:tr>
+      <w:tr>
+        <w:tc>
+          <w:tcPr>
+            <w:tcW w:type="dxa" w:w="1728"/>
+          </w:tcPr>
+          <w:p>
+            <w:r>
+              <w:rPr>
+                <w:sz w:val="20"/>
+              </w:rPr>
+              <w:t>sensitivity</w:t>
+            </w:r>
+          </w:p>
+        </w:tc>
+        <w:tc>
+          <w:tcPr>
+            <w:tcW w:type="dxa" w:w="1728"/>
+          </w:tcPr>
+          <w:p>
+            <w:r>
+              <w:rPr>
+                <w:sz w:val="20"/>
+              </w:rPr>
+              <w:t>0.900</w:t>
+            </w:r>
+          </w:p>
+        </w:tc>
+        <w:tc>
+          <w:tcPr>
+            <w:tcW w:type="dxa" w:w="1728"/>
+          </w:tcPr>
+          <w:p>
+            <w:r>
+              <w:rPr>
+                <w:sz w:val="20"/>
+              </w:rPr>
+              <w:t>5.81</w:t>
+            </w:r>
+          </w:p>
+        </w:tc>
+        <w:tc>
+          <w:tcPr>
+            <w:tcW w:type="dxa" w:w="1728"/>
+          </w:tcPr>
+          <w:p>
+            <w:r>
+              <w:rPr>
+                <w:sz w:val="20"/>
+              </w:rPr>
+              <w:t>167.1</w:t>
+            </w:r>
+          </w:p>
+        </w:tc>
+        <w:tc>
+          <w:tcPr>
+            <w:tcW w:type="dxa" w:w="1728"/>
+          </w:tcPr>
+          <w:p>
+            <w:r>
+              <w:rPr>
+                <w:sz w:val="20"/>
+              </w:rPr>
+              <w:t>20262.3</w:t>
             </w:r>
           </w:p>
         </w:tc>
